--- a/shopping-cart-spring-boot-main/target/classes/templates/docx/doc_4.docx
+++ b/shopping-cart-spring-boot-main/target/classes/templates/docx/doc_4.docx
@@ -9,7 +9,7 @@
           <w:rFonts w:ascii="TH Sarabun New" w:eastAsia="Times New Roman" w:hAnsi="TH Sarabun New" w:cs="TH Sarabun New"/>
           <w:b/>
           <w:bCs/>
-          <w:color w:val="000000"/>
+          <w:color w:val="000000" w:themeColor="text1"/>
           <w:sz w:val="40"/>
           <w:szCs w:val="40"/>
           <w:lang w:eastAsia="en-GB"/>
@@ -21,6 +21,7 @@
           <w:i/>
           <w:iCs/>
           <w:noProof/>
+          <w:color w:val="000000" w:themeColor="text1"/>
           <w:sz w:val="56"/>
           <w:szCs w:val="56"/>
           <w:bdr w:val="none" w:sz="0" w:space="0" w:color="auto" w:frame="1"/>
@@ -94,7 +95,7 @@
           <w:rFonts w:ascii="TH Sarabun New" w:eastAsia="Times New Roman" w:hAnsi="TH Sarabun New" w:cs="TH Sarabun New"/>
           <w:b/>
           <w:bCs/>
-          <w:color w:val="000000"/>
+          <w:color w:val="000000" w:themeColor="text1"/>
           <w:sz w:val="56"/>
           <w:szCs w:val="56"/>
           <w:cs/>
@@ -108,6 +109,7 @@
         <w:ind w:right="283"/>
         <w:rPr>
           <w:rFonts w:ascii="TH Sarabun New" w:eastAsia="Times New Roman" w:hAnsi="TH Sarabun New" w:cs="TH Sarabun New"/>
+          <w:color w:val="000000" w:themeColor="text1"/>
           <w:sz w:val="32"/>
           <w:szCs w:val="32"/>
           <w:lang w:eastAsia="en-GB"/>
@@ -118,7 +120,7 @@
           <w:rFonts w:ascii="TH Sarabun New" w:eastAsia="Times New Roman" w:hAnsi="TH Sarabun New" w:cs="TH Sarabun New"/>
           <w:b/>
           <w:bCs/>
-          <w:color w:val="000000"/>
+          <w:color w:val="000000" w:themeColor="text1"/>
           <w:sz w:val="32"/>
           <w:szCs w:val="32"/>
           <w:cs/>
@@ -129,7 +131,7 @@
       <w:r>
         <w:rPr>
           <w:rFonts w:ascii="TH Sarabun New" w:eastAsia="Times New Roman" w:hAnsi="TH Sarabun New" w:cs="TH Sarabun New"/>
-          <w:color w:val="000000"/>
+          <w:color w:val="000000" w:themeColor="text1"/>
           <w:sz w:val="32"/>
           <w:szCs w:val="32"/>
           <w:lang w:eastAsia="en-GB"/>
@@ -139,7 +141,7 @@
       <w:r>
         <w:rPr>
           <w:rFonts w:ascii="TH Sarabun New" w:eastAsia="Times New Roman" w:hAnsi="TH Sarabun New" w:cs="TH Sarabun New"/>
-          <w:color w:val="000000"/>
+          <w:color w:val="000000" w:themeColor="text1"/>
           <w:sz w:val="32"/>
           <w:szCs w:val="32"/>
           <w:cs/>
@@ -152,7 +154,7 @@
           <w:rFonts w:ascii="TH Sarabun New" w:eastAsia="Times New Roman" w:hAnsi="TH Sarabun New" w:cs="TH Sarabun New"/>
           <w:b/>
           <w:bCs/>
-          <w:color w:val="000000"/>
+          <w:color w:val="000000" w:themeColor="text1"/>
           <w:sz w:val="32"/>
           <w:szCs w:val="32"/>
           <w:cs/>
@@ -163,7 +165,7 @@
       <w:r>
         <w:rPr>
           <w:rFonts w:ascii="TH Sarabun New" w:eastAsia="Times New Roman" w:hAnsi="TH Sarabun New" w:cs="TH Sarabun New"/>
-          <w:color w:val="000000"/>
+          <w:color w:val="000000" w:themeColor="text1"/>
           <w:sz w:val="32"/>
           <w:szCs w:val="32"/>
           <w:cs/>
@@ -174,7 +176,7 @@
       <w:r>
         <w:rPr>
           <w:rFonts w:ascii="TH Sarabun New" w:eastAsia="Times New Roman" w:hAnsi="TH Sarabun New" w:cs="TH Sarabun New"/>
-          <w:color w:val="000000"/>
+          <w:color w:val="000000" w:themeColor="text1"/>
           <w:sz w:val="32"/>
           <w:szCs w:val="32"/>
           <w:lang w:eastAsia="en-GB"/>
@@ -184,7 +186,7 @@
       <w:r>
         <w:rPr>
           <w:rFonts w:ascii="TH Sarabun New" w:eastAsia="Times New Roman" w:hAnsi="TH Sarabun New" w:cs="TH Sarabun New"/>
-          <w:color w:val="000000"/>
+          <w:color w:val="000000" w:themeColor="text1"/>
           <w:sz w:val="32"/>
           <w:szCs w:val="32"/>
           <w:cs/>
@@ -198,6 +200,7 @@
         <w:ind w:right="283"/>
         <w:rPr>
           <w:rFonts w:ascii="TH Sarabun New" w:eastAsia="Times New Roman" w:hAnsi="TH Sarabun New" w:cs="TH Sarabun New"/>
+          <w:color w:val="000000" w:themeColor="text1"/>
           <w:sz w:val="32"/>
           <w:szCs w:val="32"/>
           <w:lang w:val="en-US" w:eastAsia="en-GB"/>
@@ -208,7 +211,7 @@
           <w:rFonts w:ascii="TH Sarabun New" w:eastAsia="Times New Roman" w:hAnsi="TH Sarabun New" w:cs="TH Sarabun New"/>
           <w:b/>
           <w:bCs/>
-          <w:color w:val="000000"/>
+          <w:color w:val="000000" w:themeColor="text1"/>
           <w:sz w:val="32"/>
           <w:szCs w:val="32"/>
           <w:cs/>
@@ -219,7 +222,7 @@
       <w:r>
         <w:rPr>
           <w:rFonts w:ascii="TH Sarabun New" w:eastAsia="Times New Roman" w:hAnsi="TH Sarabun New" w:cs="TH Sarabun New"/>
-          <w:color w:val="000000"/>
+          <w:color w:val="000000" w:themeColor="text1"/>
           <w:sz w:val="32"/>
           <w:szCs w:val="32"/>
           <w:lang w:eastAsia="en-GB"/>
@@ -229,7 +232,7 @@
       <w:r>
         <w:rPr>
           <w:rFonts w:ascii="TH Sarabun New" w:eastAsia="Times New Roman" w:hAnsi="TH Sarabun New" w:cs="TH Sarabun New"/>
-          <w:color w:val="000000"/>
+          <w:color w:val="000000" w:themeColor="text1"/>
           <w:sz w:val="32"/>
           <w:szCs w:val="32"/>
           <w:cs/>
@@ -240,7 +243,7 @@
       <w:r>
         <w:rPr>
           <w:rFonts w:ascii="TH Sarabun New" w:eastAsia="Times New Roman" w:hAnsi="TH Sarabun New" w:cs="TH Sarabun New"/>
-          <w:color w:val="000000"/>
+          <w:color w:val="000000" w:themeColor="text1"/>
           <w:sz w:val="32"/>
           <w:szCs w:val="32"/>
           <w:lang w:eastAsia="en-GB"/>
@@ -250,7 +253,7 @@
       <w:r>
         <w:rPr>
           <w:rFonts w:ascii="TH Sarabun New" w:eastAsia="Times New Roman" w:hAnsi="TH Sarabun New" w:cs="TH Sarabun New"/>
-          <w:color w:val="000000"/>
+          <w:color w:val="000000" w:themeColor="text1"/>
           <w:sz w:val="32"/>
           <w:szCs w:val="32"/>
           <w:cs/>
@@ -261,7 +264,7 @@
       <w:r>
         <w:rPr>
           <w:rFonts w:ascii="TH Sarabun New" w:eastAsia="Times New Roman" w:hAnsi="TH Sarabun New" w:cs="TH Sarabun New"/>
-          <w:color w:val="000000"/>
+          <w:color w:val="000000" w:themeColor="text1"/>
           <w:sz w:val="32"/>
           <w:szCs w:val="32"/>
           <w:lang w:eastAsia="en-GB"/>
@@ -271,7 +274,7 @@
       <w:r>
         <w:rPr>
           <w:rFonts w:ascii="TH Sarabun New" w:eastAsia="Times New Roman" w:hAnsi="TH Sarabun New" w:cs="TH Sarabun New"/>
-          <w:color w:val="000000"/>
+          <w:color w:val="000000" w:themeColor="text1"/>
           <w:sz w:val="32"/>
           <w:szCs w:val="32"/>
           <w:cs/>
@@ -282,7 +285,7 @@
       <w:r>
         <w:rPr>
           <w:rFonts w:ascii="TH Sarabun New" w:eastAsia="Times New Roman" w:hAnsi="TH Sarabun New" w:cs="TH Sarabun New" w:hint="cs"/>
-          <w:color w:val="000000"/>
+          <w:color w:val="000000" w:themeColor="text1"/>
           <w:sz w:val="32"/>
           <w:szCs w:val="32"/>
           <w:cs/>
@@ -293,7 +296,7 @@
       <w:r>
         <w:rPr>
           <w:rFonts w:ascii="TH Sarabun New" w:eastAsia="Times New Roman" w:hAnsi="TH Sarabun New" w:cs="TH Sarabun New"/>
-          <w:color w:val="EE0000"/>
+          <w:color w:val="000000" w:themeColor="text1"/>
           <w:sz w:val="32"/>
           <w:szCs w:val="32"/>
           <w:lang w:val="en-US" w:eastAsia="en-GB"/>
@@ -303,7 +306,7 @@
       <w:r>
         <w:rPr>
           <w:rFonts w:ascii="TH Sarabun New" w:eastAsia="Times New Roman" w:hAnsi="TH Sarabun New" w:cs="TH Sarabun New"/>
-          <w:color w:val="EE0000"/>
+          <w:color w:val="000000" w:themeColor="text1"/>
           <w:sz w:val="32"/>
           <w:szCs w:val="32"/>
           <w:lang w:eastAsia="en-GB"/>
@@ -313,7 +316,7 @@
       <w:r>
         <w:rPr>
           <w:rFonts w:ascii="TH Sarabun New" w:eastAsia="Times New Roman" w:hAnsi="TH Sarabun New" w:cs="TH Sarabun New"/>
-          <w:color w:val="000000"/>
+          <w:color w:val="000000" w:themeColor="text1"/>
           <w:sz w:val="32"/>
           <w:szCs w:val="32"/>
           <w:lang w:val="en-US" w:eastAsia="en-GB"/>
@@ -323,7 +326,7 @@
       <w:r>
         <w:rPr>
           <w:rFonts w:ascii="TH Sarabun New" w:eastAsia="Times New Roman" w:hAnsi="TH Sarabun New" w:cs="TH Sarabun New"/>
-          <w:color w:val="000000"/>
+          <w:color w:val="000000" w:themeColor="text1"/>
           <w:sz w:val="32"/>
           <w:szCs w:val="32"/>
           <w:lang w:eastAsia="en-GB"/>
@@ -333,7 +336,7 @@
       <w:r>
         <w:rPr>
           <w:rFonts w:ascii="TH Sarabun New" w:eastAsia="Times New Roman" w:hAnsi="TH Sarabun New" w:cs="TH Sarabun New"/>
-          <w:color w:val="000000"/>
+          <w:color w:val="000000" w:themeColor="text1"/>
           <w:sz w:val="32"/>
           <w:szCs w:val="32"/>
           <w:lang w:eastAsia="en-GB"/>
@@ -345,7 +348,7 @@
           <w:rFonts w:ascii="TH Sarabun New" w:eastAsia="Times New Roman" w:hAnsi="TH Sarabun New" w:cs="TH Sarabun New"/>
           <w:b/>
           <w:bCs/>
-          <w:color w:val="000000"/>
+          <w:color w:val="000000" w:themeColor="text1"/>
           <w:sz w:val="32"/>
           <w:szCs w:val="32"/>
           <w:lang w:eastAsia="en-GB"/>
@@ -355,7 +358,7 @@
       <w:r>
         <w:rPr>
           <w:rFonts w:ascii="TH Sarabun New" w:eastAsia="Times New Roman" w:hAnsi="TH Sarabun New" w:cs="TH Sarabun New"/>
-          <w:color w:val="000000"/>
+          <w:color w:val="000000" w:themeColor="text1"/>
           <w:sz w:val="32"/>
           <w:szCs w:val="32"/>
           <w:lang w:eastAsia="en-GB"/>
@@ -366,7 +369,7 @@
       <w:r>
         <w:rPr>
           <w:rFonts w:ascii="TH Sarabun New" w:eastAsia="Times New Roman" w:hAnsi="TH Sarabun New" w:cs="TH Sarabun New"/>
-          <w:color w:val="000000"/>
+          <w:color w:val="000000" w:themeColor="text1"/>
           <w:sz w:val="32"/>
           <w:szCs w:val="32"/>
           <w:lang w:eastAsia="en-GB"/>
@@ -378,7 +381,7 @@
           <w:rFonts w:ascii="TH Sarabun New" w:eastAsia="Times New Roman" w:hAnsi="TH Sarabun New" w:cs="TH Sarabun New"/>
           <w:b/>
           <w:bCs/>
-          <w:color w:val="000000"/>
+          <w:color w:val="000000" w:themeColor="text1"/>
           <w:sz w:val="32"/>
           <w:szCs w:val="32"/>
           <w:cs/>
@@ -391,7 +394,7 @@
           <w:rFonts w:ascii="TH Sarabun New" w:eastAsia="Times New Roman" w:hAnsi="TH Sarabun New" w:cs="TH Sarabun New"/>
           <w:b/>
           <w:bCs/>
-          <w:color w:val="000000"/>
+          <w:color w:val="000000" w:themeColor="text1"/>
           <w:sz w:val="32"/>
           <w:szCs w:val="32"/>
           <w:lang w:eastAsia="en-GB"/>
@@ -401,7 +404,7 @@
       <w:r>
         <w:rPr>
           <w:rFonts w:ascii="TH Sarabun New" w:eastAsia="Times New Roman" w:hAnsi="TH Sarabun New" w:cs="TH Sarabun New"/>
-          <w:color w:val="EE0000"/>
+          <w:color w:val="000000" w:themeColor="text1"/>
           <w:sz w:val="32"/>
           <w:szCs w:val="32"/>
           <w:lang w:val="en-US" w:eastAsia="en-GB"/>
@@ -411,7 +414,7 @@
       <w:r>
         <w:rPr>
           <w:rFonts w:ascii="TH Sarabun New" w:eastAsia="Times New Roman" w:hAnsi="TH Sarabun New" w:cs="TH Sarabun New"/>
-          <w:color w:val="EE0000"/>
+          <w:color w:val="000000" w:themeColor="text1"/>
           <w:sz w:val="32"/>
           <w:szCs w:val="32"/>
           <w:lang w:eastAsia="en-GB"/>
@@ -421,6 +424,7 @@
       <w:r>
         <w:rPr>
           <w:rFonts w:ascii="TH Sarabun New" w:eastAsia="Times New Roman" w:hAnsi="TH Sarabun New" w:cs="TH Sarabun New"/>
+          <w:color w:val="000000" w:themeColor="text1"/>
           <w:sz w:val="32"/>
           <w:szCs w:val="32"/>
           <w:lang w:val="en-US" w:eastAsia="en-GB"/>
@@ -433,6 +437,7 @@
         <w:ind w:left="283" w:right="283"/>
         <w:rPr>
           <w:rFonts w:ascii="TH Sarabun New" w:eastAsia="Times New Roman" w:hAnsi="TH Sarabun New" w:cs="TH Sarabun New"/>
+          <w:color w:val="000000" w:themeColor="text1"/>
           <w:sz w:val="16"/>
           <w:szCs w:val="16"/>
           <w:lang w:eastAsia="en-GB"/>
@@ -443,7 +448,7 @@
       <w:pPr>
         <w:rPr>
           <w:rFonts w:ascii="TH Sarabun New" w:eastAsia="Times New Roman" w:hAnsi="TH Sarabun New" w:cs="TH Sarabun New"/>
-          <w:color w:val="000000"/>
+          <w:color w:val="000000" w:themeColor="text1"/>
           <w:sz w:val="32"/>
           <w:szCs w:val="32"/>
           <w:cs/>
@@ -455,7 +460,7 @@
           <w:rFonts w:ascii="TH Sarabun New" w:eastAsia="Times New Roman" w:hAnsi="TH Sarabun New" w:cs="TH Sarabun New"/>
           <w:b/>
           <w:bCs/>
-          <w:color w:val="000000"/>
+          <w:color w:val="000000" w:themeColor="text1"/>
           <w:sz w:val="32"/>
           <w:szCs w:val="32"/>
           <w:cs/>
@@ -468,7 +473,7 @@
           <w:rFonts w:ascii="TH Sarabun New" w:eastAsia="Times New Roman" w:hAnsi="TH Sarabun New" w:cs="TH Sarabun New"/>
           <w:b/>
           <w:bCs/>
-          <w:color w:val="000000"/>
+          <w:color w:val="000000" w:themeColor="text1"/>
           <w:sz w:val="32"/>
           <w:szCs w:val="32"/>
           <w:lang w:eastAsia="en-GB"/>
@@ -478,7 +483,7 @@
       <w:r>
         <w:rPr>
           <w:rFonts w:ascii="TH Sarabun New" w:eastAsia="Times New Roman" w:hAnsi="TH Sarabun New" w:cs="TH Sarabun New" w:hint="cs"/>
-          <w:color w:val="000000"/>
+          <w:color w:val="000000" w:themeColor="text1"/>
           <w:sz w:val="32"/>
           <w:szCs w:val="32"/>
           <w:cs/>
@@ -489,7 +494,7 @@
       <w:r>
         <w:rPr>
           <w:rFonts w:ascii="TH Sarabun New" w:eastAsia="Times New Roman" w:hAnsi="TH Sarabun New" w:cs="TH Sarabun New"/>
-          <w:color w:val="000000"/>
+          <w:color w:val="000000" w:themeColor="text1"/>
           <w:sz w:val="32"/>
           <w:szCs w:val="32"/>
           <w:lang w:eastAsia="en-GB"/>
@@ -502,6 +507,7 @@
         <w:ind w:left="283" w:right="283"/>
         <w:rPr>
           <w:rFonts w:ascii="TH Sarabun New" w:eastAsia="Times New Roman" w:hAnsi="TH Sarabun New" w:cs="TH Sarabun New"/>
+          <w:color w:val="000000" w:themeColor="text1"/>
           <w:sz w:val="16"/>
           <w:szCs w:val="16"/>
           <w:cs/>
@@ -513,7 +519,8 @@
       <w:pPr>
         <w:ind w:right="283"/>
         <w:rPr>
-          <w:rFonts w:ascii="TH Sarabun New" w:eastAsia="Times New Roman" w:hAnsi="TH Sarabun New" w:cs="TH Sarabun New" w:hint="cs"/>
+          <w:rFonts w:ascii="TH Sarabun New" w:eastAsia="Times New Roman" w:hAnsi="TH Sarabun New" w:cs="TH Sarabun New"/>
+          <w:color w:val="000000" w:themeColor="text1"/>
           <w:sz w:val="32"/>
           <w:szCs w:val="32"/>
           <w:cs/>
@@ -525,7 +532,7 @@
           <w:rFonts w:ascii="TH Sarabun New" w:eastAsia="Times New Roman" w:hAnsi="TH Sarabun New" w:cs="TH Sarabun New"/>
           <w:b/>
           <w:bCs/>
-          <w:color w:val="000000"/>
+          <w:color w:val="000000" w:themeColor="text1"/>
           <w:sz w:val="32"/>
           <w:szCs w:val="32"/>
           <w:cs/>
@@ -536,7 +543,7 @@
       <w:r>
         <w:rPr>
           <w:rFonts w:ascii="TH Sarabun New" w:eastAsia="Times New Roman" w:hAnsi="TH Sarabun New" w:cs="TH Sarabun New"/>
-          <w:color w:val="000000"/>
+          <w:color w:val="000000" w:themeColor="text1"/>
           <w:sz w:val="32"/>
           <w:szCs w:val="32"/>
           <w:cs/>
@@ -547,7 +554,7 @@
       <w:r>
         <w:rPr>
           <w:rFonts w:ascii="TH Sarabun New" w:eastAsia="Times New Roman" w:hAnsi="TH Sarabun New" w:cs="TH Sarabun New"/>
-          <w:color w:val="EE0000"/>
+          <w:color w:val="000000" w:themeColor="text1"/>
           <w:sz w:val="32"/>
           <w:szCs w:val="32"/>
           <w:lang w:val="en-US" w:eastAsia="en-GB"/>
@@ -557,7 +564,7 @@
       <w:r>
         <w:rPr>
           <w:rFonts w:ascii="TH Sarabun New" w:eastAsia="Times New Roman" w:hAnsi="TH Sarabun New" w:cs="TH Sarabun New"/>
-          <w:color w:val="EE0000"/>
+          <w:color w:val="000000" w:themeColor="text1"/>
           <w:sz w:val="32"/>
           <w:szCs w:val="32"/>
           <w:lang w:val="en-US" w:eastAsia="en-GB"/>
@@ -567,7 +574,7 @@
       <w:r>
         <w:rPr>
           <w:rFonts w:ascii="TH Sarabun New" w:eastAsia="Times New Roman" w:hAnsi="TH Sarabun New" w:cs="TH Sarabun New"/>
-          <w:color w:val="EE0000"/>
+          <w:color w:val="000000" w:themeColor="text1"/>
           <w:sz w:val="32"/>
           <w:szCs w:val="32"/>
           <w:lang w:val="en-US" w:eastAsia="en-GB"/>
@@ -580,7 +587,7 @@
         <w:jc w:val="thaiDistribute"/>
         <w:rPr>
           <w:rFonts w:ascii="TH Sarabun New" w:eastAsia="Times New Roman" w:hAnsi="TH Sarabun New" w:cs="TH Sarabun New"/>
-          <w:color w:val="000000"/>
+          <w:color w:val="000000" w:themeColor="text1"/>
           <w:sz w:val="16"/>
           <w:szCs w:val="16"/>
           <w:lang w:eastAsia="en-GB"/>
@@ -593,7 +600,7 @@
         <w:jc w:val="thaiDistribute"/>
         <w:rPr>
           <w:rFonts w:ascii="TH Sarabun New" w:eastAsia="Times New Roman" w:hAnsi="TH Sarabun New" w:cs="TH Sarabun New"/>
-          <w:color w:val="000000"/>
+          <w:color w:val="000000" w:themeColor="text1"/>
           <w:sz w:val="32"/>
           <w:szCs w:val="32"/>
           <w:lang w:val="en-US" w:eastAsia="en-GB"/>
@@ -602,7 +609,7 @@
       <w:r>
         <w:rPr>
           <w:rFonts w:ascii="TH Sarabun New" w:eastAsia="Times New Roman" w:hAnsi="TH Sarabun New" w:cs="TH Sarabun New"/>
-          <w:color w:val="000000"/>
+          <w:color w:val="000000" w:themeColor="text1"/>
           <w:sz w:val="32"/>
           <w:szCs w:val="32"/>
           <w:cs/>
@@ -613,7 +620,7 @@
       <w:r>
         <w:rPr>
           <w:rFonts w:ascii="TH Sarabun New" w:eastAsia="Times New Roman" w:hAnsi="TH Sarabun New" w:cs="TH Sarabun New" w:hint="cs"/>
-          <w:color w:val="000000"/>
+          <w:color w:val="000000" w:themeColor="text1"/>
           <w:sz w:val="32"/>
           <w:szCs w:val="32"/>
           <w:cs/>
@@ -624,7 +631,7 @@
       <w:r>
         <w:rPr>
           <w:rFonts w:ascii="TH Sarabun New" w:eastAsia="Times New Roman" w:hAnsi="TH Sarabun New" w:cs="TH Sarabun New"/>
-          <w:color w:val="EE0000"/>
+          <w:color w:val="000000" w:themeColor="text1"/>
           <w:sz w:val="32"/>
           <w:szCs w:val="32"/>
           <w:lang w:val="en-US" w:eastAsia="en-GB"/>
@@ -634,7 +641,7 @@
       <w:r>
         <w:rPr>
           <w:rFonts w:ascii="TH Sarabun New" w:eastAsia="Times New Roman" w:hAnsi="TH Sarabun New" w:cs="TH Sarabun New"/>
-          <w:color w:val="EE0000"/>
+          <w:color w:val="000000" w:themeColor="text1"/>
           <w:sz w:val="32"/>
           <w:szCs w:val="32"/>
           <w:lang w:eastAsia="en-GB"/>
@@ -644,7 +651,7 @@
       <w:r>
         <w:rPr>
           <w:rFonts w:ascii="TH Sarabun New" w:eastAsia="Times New Roman" w:hAnsi="TH Sarabun New" w:cs="TH Sarabun New" w:hint="cs"/>
-          <w:color w:val="EE0000"/>
+          <w:color w:val="000000" w:themeColor="text1"/>
           <w:sz w:val="32"/>
           <w:szCs w:val="32"/>
           <w:cs/>
@@ -655,7 +662,7 @@
       <w:r>
         <w:rPr>
           <w:rFonts w:ascii="TH Sarabun New" w:eastAsia="Times New Roman" w:hAnsi="TH Sarabun New" w:cs="TH Sarabun New"/>
-          <w:color w:val="EE0000"/>
+          <w:color w:val="000000" w:themeColor="text1"/>
           <w:sz w:val="32"/>
           <w:szCs w:val="32"/>
           <w:lang w:val="en-US" w:eastAsia="en-GB"/>
@@ -665,7 +672,7 @@
       <w:r>
         <w:rPr>
           <w:rFonts w:ascii="TH Sarabun New" w:eastAsia="Times New Roman" w:hAnsi="TH Sarabun New" w:cs="TH Sarabun New"/>
-          <w:color w:val="EE0000"/>
+          <w:color w:val="000000" w:themeColor="text1"/>
           <w:sz w:val="32"/>
           <w:szCs w:val="32"/>
           <w:lang w:val="en-US" w:eastAsia="en-GB"/>
@@ -675,7 +682,7 @@
       <w:r>
         <w:rPr>
           <w:rFonts w:ascii="TH Sarabun New" w:eastAsia="Times New Roman" w:hAnsi="TH Sarabun New" w:cs="TH Sarabun New" w:hint="cs"/>
-          <w:color w:val="EE0000"/>
+          <w:color w:val="000000" w:themeColor="text1"/>
           <w:sz w:val="32"/>
           <w:szCs w:val="32"/>
           <w:cs/>
@@ -686,7 +693,7 @@
       <w:r>
         <w:rPr>
           <w:rFonts w:ascii="TH Sarabun New" w:eastAsia="Times New Roman" w:hAnsi="TH Sarabun New" w:cs="TH Sarabun New"/>
-          <w:color w:val="EE0000"/>
+          <w:color w:val="000000" w:themeColor="text1"/>
           <w:sz w:val="32"/>
           <w:szCs w:val="32"/>
           <w:lang w:val="en-US" w:eastAsia="en-GB"/>
@@ -696,7 +703,7 @@
       <w:r>
         <w:rPr>
           <w:rFonts w:ascii="TH Sarabun New" w:eastAsia="Times New Roman" w:hAnsi="TH Sarabun New" w:cs="TH Sarabun New"/>
-          <w:color w:val="EE0000"/>
+          <w:color w:val="000000" w:themeColor="text1"/>
           <w:sz w:val="32"/>
           <w:szCs w:val="32"/>
           <w:lang w:val="en-US" w:eastAsia="en-GB"/>
@@ -706,7 +713,7 @@
       <w:r>
         <w:rPr>
           <w:rFonts w:ascii="TH Sarabun New" w:eastAsia="Times New Roman" w:hAnsi="TH Sarabun New" w:cs="TH Sarabun New"/>
-          <w:color w:val="EE0000"/>
+          <w:color w:val="000000" w:themeColor="text1"/>
           <w:sz w:val="32"/>
           <w:szCs w:val="32"/>
           <w:lang w:val="en-US" w:eastAsia="en-GB"/>
@@ -716,7 +723,48 @@
       <w:r>
         <w:rPr>
           <w:rFonts w:ascii="TH Sarabun New" w:eastAsia="Times New Roman" w:hAnsi="TH Sarabun New" w:cs="TH Sarabun New" w:hint="cs"/>
-          <w:color w:val="EE0000"/>
+          <w:color w:val="000000" w:themeColor="text1"/>
+          <w:sz w:val="32"/>
+          <w:szCs w:val="32"/>
+          <w:cs/>
+          <w:lang w:eastAsia="en-GB"/>
+        </w:rPr>
+        <w:t xml:space="preserve"> ได้แต่งตั้งท่านเป็นกรรมการผู้ทรงคุณวุฒิ ประเมินผลการสอนเพื่อประกอบการพิจารณาแต่งตั้งบุคคลให้ดำรงตำแหน่งทางวิชาการ บัดนี้ </w:t>
+      </w:r>
+      <w:r>
+        <w:rPr>
+          <w:rFonts w:ascii="TH Sarabun New" w:eastAsia="Times New Roman" w:hAnsi="TH Sarabun New" w:cs="TH Sarabun New"/>
+          <w:color w:val="000000" w:themeColor="text1"/>
+          <w:sz w:val="32"/>
+          <w:szCs w:val="32"/>
+          <w:lang w:val="en-US" w:eastAsia="en-GB"/>
+        </w:rPr>
+        <w:t>{{</w:t>
+      </w:r>
+      <w:r>
+        <w:rPr>
+          <w:rFonts w:ascii="TH Sarabun New" w:eastAsia="Times New Roman" w:hAnsi="TH Sarabun New" w:cs="TH Sarabun New"/>
+          <w:color w:val="000000" w:themeColor="text1"/>
+          <w:sz w:val="32"/>
+          <w:szCs w:val="32"/>
+          <w:lang w:val="en-US" w:eastAsia="en-GB"/>
+        </w:rPr>
+        <w:t>name</w:t>
+      </w:r>
+      <w:r>
+        <w:rPr>
+          <w:rFonts w:ascii="TH Sarabun New" w:eastAsia="Times New Roman" w:hAnsi="TH Sarabun New" w:cs="TH Sarabun New"/>
+          <w:color w:val="000000" w:themeColor="text1"/>
+          <w:sz w:val="32"/>
+          <w:szCs w:val="32"/>
+          <w:lang w:val="en-US" w:eastAsia="en-GB"/>
+        </w:rPr>
+        <w:t>}}</w:t>
+      </w:r>
+      <w:r>
+        <w:rPr>
+          <w:rFonts w:ascii="TH Sarabun New" w:eastAsia="Times New Roman" w:hAnsi="TH Sarabun New" w:cs="TH Sarabun New" w:hint="cs"/>
+          <w:color w:val="000000" w:themeColor="text1"/>
           <w:sz w:val="32"/>
           <w:szCs w:val="32"/>
           <w:cs/>
@@ -726,19 +774,49 @@
       </w:r>
       <w:r>
         <w:rPr>
+          <w:rFonts w:ascii="TH Sarabun New" w:eastAsia="Times New Roman" w:hAnsi="TH Sarabun New" w:cs="TH Sarabun New"/>
+          <w:color w:val="000000" w:themeColor="text1"/>
+          <w:sz w:val="32"/>
+          <w:szCs w:val="32"/>
+          <w:lang w:val="en-US" w:eastAsia="en-GB"/>
+        </w:rPr>
+        <w:t>{{</w:t>
+      </w:r>
+      <w:r>
+        <w:rPr>
+          <w:rFonts w:ascii="TH Sarabun New" w:eastAsia="Times New Roman" w:hAnsi="TH Sarabun New" w:cs="TH Sarabun New"/>
+          <w:color w:val="000000" w:themeColor="text1"/>
+          <w:sz w:val="32"/>
+          <w:szCs w:val="32"/>
+          <w:lang w:val="en-US" w:eastAsia="en-GB"/>
+        </w:rPr>
+        <w:t>dropdown1</w:t>
+      </w:r>
+      <w:r>
+        <w:rPr>
+          <w:rFonts w:ascii="TH Sarabun New" w:eastAsia="Times New Roman" w:hAnsi="TH Sarabun New" w:cs="TH Sarabun New"/>
+          <w:color w:val="000000" w:themeColor="text1"/>
+          <w:sz w:val="32"/>
+          <w:szCs w:val="32"/>
+          <w:lang w:val="en-US" w:eastAsia="en-GB"/>
+        </w:rPr>
+        <w:t>}}</w:t>
+      </w:r>
+      <w:r>
+        <w:rPr>
           <w:rFonts w:ascii="TH Sarabun New" w:eastAsia="Times New Roman" w:hAnsi="TH Sarabun New" w:cs="TH Sarabun New" w:hint="cs"/>
-          <w:color w:val="000000"/>
-          <w:sz w:val="32"/>
-          <w:szCs w:val="32"/>
-          <w:cs/>
-          <w:lang w:eastAsia="en-GB"/>
-        </w:rPr>
-        <w:t xml:space="preserve">ได้แต่งตั้งท่านเป็นกรรมการผู้ทรงคุณวุฒิ ประเมินผลการสอนเพื่อประกอบการพิจารณาแต่งตั้งบุคคลให้ดำรงตำแหน่งทางวิชาการ บัดนี้ </w:t>
-      </w:r>
-      <w:r>
-        <w:rPr>
-          <w:rFonts w:ascii="TH Sarabun New" w:eastAsia="Times New Roman" w:hAnsi="TH Sarabun New" w:cs="TH Sarabun New"/>
-          <w:color w:val="000000"/>
+          <w:color w:val="000000" w:themeColor="text1"/>
+          <w:sz w:val="32"/>
+          <w:szCs w:val="32"/>
+          <w:cs/>
+          <w:lang w:eastAsia="en-GB"/>
+        </w:rPr>
+        <w:t xml:space="preserve"> ตำแหน่ง </w:t>
+      </w:r>
+      <w:r>
+        <w:rPr>
+          <w:rFonts w:ascii="TH Sarabun New" w:eastAsia="Times New Roman" w:hAnsi="TH Sarabun New" w:cs="TH Sarabun New"/>
+          <w:color w:val="000000" w:themeColor="text1"/>
           <w:sz w:val="32"/>
           <w:szCs w:val="32"/>
           <w:lang w:val="en-US" w:eastAsia="en-GB"/>
@@ -748,17 +826,17 @@
       <w:r>
         <w:rPr>
           <w:rFonts w:ascii="TH Sarabun New" w:eastAsia="Times New Roman" w:hAnsi="TH Sarabun New" w:cs="TH Sarabun New"/>
-          <w:color w:val="EE0000"/>
-          <w:sz w:val="32"/>
-          <w:szCs w:val="32"/>
-          <w:lang w:val="en-US" w:eastAsia="en-GB"/>
-        </w:rPr>
-        <w:t>name</w:t>
-      </w:r>
-      <w:r>
-        <w:rPr>
-          <w:rFonts w:ascii="TH Sarabun New" w:eastAsia="Times New Roman" w:hAnsi="TH Sarabun New" w:cs="TH Sarabun New"/>
-          <w:color w:val="EE0000"/>
+          <w:color w:val="000000" w:themeColor="text1"/>
+          <w:sz w:val="32"/>
+          <w:szCs w:val="32"/>
+          <w:lang w:eastAsia="en-GB"/>
+        </w:rPr>
+        <w:t>dropdown2</w:t>
+      </w:r>
+      <w:r>
+        <w:rPr>
+          <w:rFonts w:ascii="TH Sarabun New" w:eastAsia="Times New Roman" w:hAnsi="TH Sarabun New" w:cs="TH Sarabun New"/>
+          <w:color w:val="000000" w:themeColor="text1"/>
           <w:sz w:val="32"/>
           <w:szCs w:val="32"/>
           <w:lang w:val="en-US" w:eastAsia="en-GB"/>
@@ -768,18 +846,18 @@
       <w:r>
         <w:rPr>
           <w:rFonts w:ascii="TH Sarabun New" w:eastAsia="Times New Roman" w:hAnsi="TH Sarabun New" w:cs="TH Sarabun New" w:hint="cs"/>
-          <w:color w:val="EE0000"/>
-          <w:sz w:val="32"/>
-          <w:szCs w:val="32"/>
-          <w:cs/>
-          <w:lang w:eastAsia="en-GB"/>
-        </w:rPr>
-        <w:t xml:space="preserve"> </w:t>
-      </w:r>
-      <w:r>
-        <w:rPr>
-          <w:rFonts w:ascii="TH Sarabun New" w:eastAsia="Times New Roman" w:hAnsi="TH Sarabun New" w:cs="TH Sarabun New"/>
-          <w:color w:val="EE0000"/>
+          <w:color w:val="000000" w:themeColor="text1"/>
+          <w:sz w:val="32"/>
+          <w:szCs w:val="32"/>
+          <w:cs/>
+          <w:lang w:eastAsia="en-GB"/>
+        </w:rPr>
+        <w:t xml:space="preserve"> สังกัด วิทยาลัยการคอมพิวเตอร์  ได้แจ้งความประสงค์ขอรับการประเมินผลการสอน เพื่อประกอบการพิจารณาแต่งตั้งให้ดำรงตำแหน่งทางวิชาการ เป็น </w:t>
+      </w:r>
+      <w:r>
+        <w:rPr>
+          <w:rFonts w:ascii="TH Sarabun New" w:eastAsia="Times New Roman" w:hAnsi="TH Sarabun New" w:cs="TH Sarabun New"/>
+          <w:color w:val="000000" w:themeColor="text1"/>
           <w:sz w:val="32"/>
           <w:szCs w:val="32"/>
           <w:lang w:val="en-US" w:eastAsia="en-GB"/>
@@ -789,111 +867,7 @@
       <w:r>
         <w:rPr>
           <w:rFonts w:ascii="TH Sarabun New" w:eastAsia="Times New Roman" w:hAnsi="TH Sarabun New" w:cs="TH Sarabun New"/>
-          <w:color w:val="EE0000"/>
-          <w:sz w:val="32"/>
-          <w:szCs w:val="32"/>
-          <w:lang w:val="en-US" w:eastAsia="en-GB"/>
-        </w:rPr>
-        <w:t>dropdown1</w:t>
-      </w:r>
-      <w:r>
-        <w:rPr>
-          <w:rFonts w:ascii="TH Sarabun New" w:eastAsia="Times New Roman" w:hAnsi="TH Sarabun New" w:cs="TH Sarabun New"/>
-          <w:color w:val="EE0000"/>
-          <w:sz w:val="32"/>
-          <w:szCs w:val="32"/>
-          <w:lang w:val="en-US" w:eastAsia="en-GB"/>
-        </w:rPr>
-        <w:t>}}</w:t>
-      </w:r>
-      <w:r>
-        <w:rPr>
-          <w:rFonts w:ascii="TH Sarabun New" w:eastAsia="Times New Roman" w:hAnsi="TH Sarabun New" w:cs="TH Sarabun New" w:hint="cs"/>
-          <w:color w:val="EE0000"/>
-          <w:sz w:val="32"/>
-          <w:szCs w:val="32"/>
-          <w:cs/>
-          <w:lang w:eastAsia="en-GB"/>
-        </w:rPr>
-        <w:t xml:space="preserve"> </w:t>
-      </w:r>
-      <w:r>
-        <w:rPr>
-          <w:rFonts w:ascii="TH Sarabun New" w:eastAsia="Times New Roman" w:hAnsi="TH Sarabun New" w:cs="TH Sarabun New" w:hint="cs"/>
-          <w:color w:val="000000"/>
-          <w:sz w:val="32"/>
-          <w:szCs w:val="32"/>
-          <w:cs/>
-          <w:lang w:eastAsia="en-GB"/>
-        </w:rPr>
-        <w:t xml:space="preserve">ตำแหน่ง </w:t>
-      </w:r>
-      <w:r>
-        <w:rPr>
-          <w:rFonts w:ascii="TH Sarabun New" w:eastAsia="Times New Roman" w:hAnsi="TH Sarabun New" w:cs="TH Sarabun New"/>
-          <w:color w:val="EE0000"/>
-          <w:sz w:val="32"/>
-          <w:szCs w:val="32"/>
-          <w:lang w:val="en-US" w:eastAsia="en-GB"/>
-        </w:rPr>
-        <w:t>{{</w:t>
-      </w:r>
-      <w:r>
-        <w:rPr>
-          <w:rFonts w:ascii="TH Sarabun New" w:eastAsia="Times New Roman" w:hAnsi="TH Sarabun New" w:cs="TH Sarabun New"/>
-          <w:color w:val="EE0000"/>
-          <w:sz w:val="32"/>
-          <w:szCs w:val="32"/>
-          <w:lang w:eastAsia="en-GB"/>
-        </w:rPr>
-        <w:t>dropdown2</w:t>
-      </w:r>
-      <w:r>
-        <w:rPr>
-          <w:rFonts w:ascii="TH Sarabun New" w:eastAsia="Times New Roman" w:hAnsi="TH Sarabun New" w:cs="TH Sarabun New"/>
-          <w:color w:val="EE0000"/>
-          <w:sz w:val="32"/>
-          <w:szCs w:val="32"/>
-          <w:lang w:val="en-US" w:eastAsia="en-GB"/>
-        </w:rPr>
-        <w:t>}}</w:t>
-      </w:r>
-      <w:r>
-        <w:rPr>
-          <w:rFonts w:ascii="TH Sarabun New" w:eastAsia="Times New Roman" w:hAnsi="TH Sarabun New" w:cs="TH Sarabun New" w:hint="cs"/>
-          <w:color w:val="EE0000"/>
-          <w:sz w:val="32"/>
-          <w:szCs w:val="32"/>
-          <w:cs/>
-          <w:lang w:eastAsia="en-GB"/>
-        </w:rPr>
-        <w:t xml:space="preserve"> </w:t>
-      </w:r>
-      <w:r>
-        <w:rPr>
-          <w:rFonts w:ascii="TH Sarabun New" w:eastAsia="Times New Roman" w:hAnsi="TH Sarabun New" w:cs="TH Sarabun New" w:hint="cs"/>
-          <w:color w:val="000000"/>
-          <w:sz w:val="32"/>
-          <w:szCs w:val="32"/>
-          <w:cs/>
-          <w:lang w:eastAsia="en-GB"/>
-        </w:rPr>
-        <w:t xml:space="preserve">สังกัด วิทยาลัยการคอมพิวเตอร์  ได้แจ้งความประสงค์ขอรับการประเมินผลการสอน เพื่อประกอบการพิจารณาแต่งตั้งให้ดำรงตำแหน่งทางวิชาการ เป็น </w:t>
-      </w:r>
-      <w:r>
-        <w:rPr>
-          <w:rFonts w:ascii="TH Sarabun New" w:eastAsia="Times New Roman" w:hAnsi="TH Sarabun New" w:cs="TH Sarabun New"/>
-          <w:color w:val="EE0000"/>
-          <w:sz w:val="32"/>
-          <w:szCs w:val="32"/>
-          <w:lang w:val="en-US" w:eastAsia="en-GB"/>
-        </w:rPr>
-        <w:t>{{</w:t>
-      </w:r>
-      <w:r>
-        <w:rPr>
-          <w:rFonts w:ascii="TH Sarabun New" w:eastAsia="Times New Roman" w:hAnsi="TH Sarabun New" w:cs="TH Sarabun New"/>
-          <w:color w:val="EE0000"/>
+          <w:color w:val="000000" w:themeColor="text1"/>
           <w:sz w:val="32"/>
           <w:szCs w:val="32"/>
           <w:lang w:eastAsia="en-GB"/>
@@ -903,7 +877,7 @@
       <w:r>
         <w:rPr>
           <w:rFonts w:ascii="TH Sarabun New" w:eastAsia="Times New Roman" w:hAnsi="TH Sarabun New" w:cs="TH Sarabun New"/>
-          <w:color w:val="EE0000"/>
+          <w:color w:val="000000" w:themeColor="text1"/>
           <w:sz w:val="32"/>
           <w:szCs w:val="32"/>
           <w:lang w:val="en-US" w:eastAsia="en-GB"/>
@@ -917,7 +891,7 @@
         <w:jc w:val="thaiDistribute"/>
         <w:rPr>
           <w:rFonts w:ascii="TH Sarabun New" w:eastAsia="Times New Roman" w:hAnsi="TH Sarabun New" w:cs="TH Sarabun New"/>
-          <w:color w:val="000000"/>
+          <w:color w:val="000000" w:themeColor="text1"/>
           <w:sz w:val="16"/>
           <w:szCs w:val="16"/>
           <w:lang w:val="en-US" w:eastAsia="en-GB"/>
@@ -930,7 +904,7 @@
         <w:jc w:val="thaiDistribute"/>
         <w:rPr>
           <w:rFonts w:ascii="TH Sarabun New" w:eastAsia="Times New Roman" w:hAnsi="TH Sarabun New" w:cs="TH Sarabun New"/>
-          <w:color w:val="000000"/>
+          <w:color w:val="000000" w:themeColor="text1"/>
           <w:sz w:val="32"/>
           <w:szCs w:val="32"/>
           <w:lang w:val="en-US" w:eastAsia="en-GB"/>
@@ -939,7 +913,7 @@
       <w:r>
         <w:rPr>
           <w:rFonts w:ascii="TH Sarabun New" w:eastAsia="Times New Roman" w:hAnsi="TH Sarabun New" w:cs="TH Sarabun New"/>
-          <w:color w:val="000000"/>
+          <w:color w:val="000000" w:themeColor="text1"/>
           <w:sz w:val="32"/>
           <w:szCs w:val="32"/>
           <w:cs/>
@@ -950,57 +924,82 @@
       <w:r>
         <w:rPr>
           <w:rFonts w:ascii="TH Sarabun New" w:eastAsia="Times New Roman" w:hAnsi="TH Sarabun New" w:cs="TH Sarabun New" w:hint="cs"/>
-          <w:color w:val="000000"/>
-          <w:sz w:val="32"/>
-          <w:szCs w:val="32"/>
-          <w:cs/>
-          <w:lang w:val="en-US" w:eastAsia="en-GB"/>
-        </w:rPr>
-        <w:t>วิทยาลัยการคอมพิวเตอร์ จึงใคร่ขอเชิญท่านเข้าร่วมประเมินผลการสอน</w:t>
-      </w:r>
-      <w:r>
-        <w:rPr>
-          <w:rFonts w:ascii="TH Sarabun New" w:eastAsia="Times New Roman" w:hAnsi="TH Sarabun New" w:cs="TH Sarabun New" w:hint="cs"/>
-          <w:color w:val="000000"/>
-          <w:sz w:val="32"/>
-          <w:szCs w:val="32"/>
-          <w:cs/>
-          <w:lang w:val="en-US" w:eastAsia="en-GB"/>
-        </w:rPr>
-        <w:t>ของบุคคลดังกล่าว</w:t>
+          <w:color w:val="000000" w:themeColor="text1"/>
+          <w:sz w:val="32"/>
+          <w:szCs w:val="32"/>
+          <w:cs/>
+          <w:lang w:val="en-US" w:eastAsia="en-GB"/>
+        </w:rPr>
+        <w:t>วิทยาลัยการคอมพิวเตอร์ จึงใคร่ขอเชิญท่านเข้าร่วมประเมินผลการสอนของบุคคลดังกล่าว</w:t>
       </w:r>
       <w:r>
         <w:rPr>
           <w:rFonts w:ascii="TH Sarabun New" w:eastAsia="Times New Roman" w:hAnsi="TH Sarabun New" w:cs="TH Sarabun New" w:hint="cs"/>
           <w:b/>
           <w:bCs/>
-          <w:color w:val="000000"/>
-          <w:sz w:val="32"/>
-          <w:szCs w:val="32"/>
-          <w:cs/>
-          <w:lang w:val="en-US" w:eastAsia="en-GB"/>
-        </w:rPr>
-        <w:t xml:space="preserve">  </w:t>
+          <w:color w:val="000000" w:themeColor="text1"/>
+          <w:sz w:val="32"/>
+          <w:szCs w:val="32"/>
+          <w:cs/>
+          <w:lang w:val="en-US" w:eastAsia="en-GB"/>
+        </w:rPr>
+        <w:t xml:space="preserve">  ในวัน</w:t>
+      </w:r>
+      <w:r>
+        <w:rPr>
+          <w:rFonts w:ascii="TH Sarabun New" w:eastAsia="Times New Roman" w:hAnsi="TH Sarabun New" w:cs="TH Sarabun New"/>
+          <w:b/>
+          <w:bCs/>
+          <w:color w:val="000000" w:themeColor="text1"/>
+          <w:sz w:val="32"/>
+          <w:szCs w:val="32"/>
+          <w:lang w:val="en-US" w:eastAsia="en-GB"/>
+        </w:rPr>
+        <w:t>{{</w:t>
+      </w:r>
+      <w:r>
+        <w:rPr>
+          <w:rFonts w:ascii="TH Sarabun New" w:eastAsia="Times New Roman" w:hAnsi="TH Sarabun New" w:cs="TH Sarabun New"/>
+          <w:b/>
+          <w:bCs/>
+          <w:color w:val="000000" w:themeColor="text1"/>
+          <w:sz w:val="32"/>
+          <w:szCs w:val="32"/>
+          <w:lang w:val="en-US" w:eastAsia="en-GB"/>
+        </w:rPr>
+        <w:t>date_month_year2</w:t>
+      </w:r>
+      <w:r>
+        <w:rPr>
+          <w:rFonts w:ascii="TH Sarabun New" w:eastAsia="Times New Roman" w:hAnsi="TH Sarabun New" w:cs="TH Sarabun New"/>
+          <w:b/>
+          <w:bCs/>
+          <w:color w:val="000000" w:themeColor="text1"/>
+          <w:sz w:val="32"/>
+          <w:szCs w:val="32"/>
+          <w:lang w:val="en-US" w:eastAsia="en-GB"/>
+        </w:rPr>
+        <w:t>}}</w:t>
       </w:r>
       <w:r>
         <w:rPr>
           <w:rFonts w:ascii="TH Sarabun New" w:eastAsia="Times New Roman" w:hAnsi="TH Sarabun New" w:cs="TH Sarabun New" w:hint="cs"/>
           <w:b/>
           <w:bCs/>
-          <w:color w:val="EE0000"/>
-          <w:sz w:val="32"/>
-          <w:szCs w:val="32"/>
-          <w:cs/>
-          <w:lang w:val="en-US" w:eastAsia="en-GB"/>
-        </w:rPr>
-        <w:t>ในวัน</w:t>
+          <w:color w:val="000000" w:themeColor="text1"/>
+          <w:sz w:val="32"/>
+          <w:szCs w:val="32"/>
+          <w:cs/>
+          <w:lang w:val="en-US" w:eastAsia="en-GB"/>
+        </w:rPr>
+        <w:t xml:space="preserve"> เวลา </w:t>
       </w:r>
       <w:r>
         <w:rPr>
           <w:rFonts w:ascii="TH Sarabun New" w:eastAsia="Times New Roman" w:hAnsi="TH Sarabun New" w:cs="TH Sarabun New"/>
           <w:b/>
           <w:bCs/>
-          <w:color w:val="EE0000"/>
+          <w:color w:val="000000" w:themeColor="text1"/>
           <w:sz w:val="32"/>
           <w:szCs w:val="32"/>
           <w:lang w:val="en-US" w:eastAsia="en-GB"/>
@@ -1012,68 +1011,45 @@
           <w:rFonts w:ascii="TH Sarabun New" w:eastAsia="Times New Roman" w:hAnsi="TH Sarabun New" w:cs="TH Sarabun New"/>
           <w:b/>
           <w:bCs/>
-          <w:color w:val="EE0000"/>
-          <w:sz w:val="32"/>
-          <w:szCs w:val="32"/>
-          <w:lang w:val="en-US" w:eastAsia="en-GB"/>
-        </w:rPr>
-        <w:t>date_month_year2</w:t>
-      </w:r>
-      <w:r>
-        <w:rPr>
-          <w:rFonts w:ascii="TH Sarabun New" w:eastAsia="Times New Roman" w:hAnsi="TH Sarabun New" w:cs="TH Sarabun New"/>
-          <w:b/>
-          <w:bCs/>
-          <w:color w:val="EE0000"/>
-          <w:sz w:val="32"/>
-          <w:szCs w:val="32"/>
-          <w:lang w:val="en-US" w:eastAsia="en-GB"/>
-        </w:rPr>
-        <w:t>}}</w:t>
+          <w:color w:val="000000" w:themeColor="text1"/>
+          <w:sz w:val="32"/>
+          <w:szCs w:val="32"/>
+          <w:lang w:val="en-US" w:eastAsia="en-GB"/>
+        </w:rPr>
+        <w:t>time1}}</w:t>
       </w:r>
       <w:r>
         <w:rPr>
           <w:rFonts w:ascii="TH Sarabun New" w:eastAsia="Times New Roman" w:hAnsi="TH Sarabun New" w:cs="TH Sarabun New" w:hint="cs"/>
           <w:b/>
           <w:bCs/>
-          <w:color w:val="EE0000"/>
-          <w:sz w:val="32"/>
-          <w:szCs w:val="32"/>
-          <w:cs/>
-          <w:lang w:val="en-US" w:eastAsia="en-GB"/>
-        </w:rPr>
-        <w:t xml:space="preserve"> เวลา </w:t>
+          <w:color w:val="000000" w:themeColor="text1"/>
+          <w:sz w:val="32"/>
+          <w:szCs w:val="32"/>
+          <w:cs/>
+          <w:lang w:val="en-US" w:eastAsia="en-GB"/>
+        </w:rPr>
+        <w:t xml:space="preserve"> </w:t>
       </w:r>
       <w:r>
         <w:rPr>
           <w:rFonts w:ascii="TH Sarabun New" w:eastAsia="Times New Roman" w:hAnsi="TH Sarabun New" w:cs="TH Sarabun New"/>
           <w:b/>
           <w:bCs/>
-          <w:color w:val="EE0000"/>
-          <w:sz w:val="32"/>
-          <w:szCs w:val="32"/>
-          <w:lang w:val="en-US" w:eastAsia="en-GB"/>
-        </w:rPr>
-        <w:t>{{</w:t>
-      </w:r>
-      <w:r>
-        <w:rPr>
-          <w:rFonts w:ascii="TH Sarabun New" w:eastAsia="Times New Roman" w:hAnsi="TH Sarabun New" w:cs="TH Sarabun New"/>
-          <w:b/>
-          <w:bCs/>
-          <w:color w:val="EE0000"/>
-          <w:sz w:val="32"/>
-          <w:szCs w:val="32"/>
-          <w:lang w:val="en-US" w:eastAsia="en-GB"/>
-        </w:rPr>
-        <w:t>time1}}</w:t>
+          <w:color w:val="000000" w:themeColor="text1"/>
+          <w:sz w:val="32"/>
+          <w:szCs w:val="32"/>
+          <w:cs/>
+          <w:lang w:val="en-US" w:eastAsia="en-GB"/>
+        </w:rPr>
+        <w:t>–</w:t>
       </w:r>
       <w:r>
         <w:rPr>
           <w:rFonts w:ascii="TH Sarabun New" w:eastAsia="Times New Roman" w:hAnsi="TH Sarabun New" w:cs="TH Sarabun New" w:hint="cs"/>
           <w:b/>
           <w:bCs/>
-          <w:color w:val="EE0000"/>
+          <w:color w:val="000000" w:themeColor="text1"/>
           <w:sz w:val="32"/>
           <w:szCs w:val="32"/>
           <w:cs/>
@@ -1086,45 +1062,66 @@
           <w:rFonts w:ascii="TH Sarabun New" w:eastAsia="Times New Roman" w:hAnsi="TH Sarabun New" w:cs="TH Sarabun New"/>
           <w:b/>
           <w:bCs/>
-          <w:color w:val="EE0000"/>
-          <w:sz w:val="32"/>
-          <w:szCs w:val="32"/>
-          <w:cs/>
-          <w:lang w:val="en-US" w:eastAsia="en-GB"/>
-        </w:rPr>
-        <w:t>–</w:t>
+          <w:color w:val="000000" w:themeColor="text1"/>
+          <w:sz w:val="32"/>
+          <w:szCs w:val="32"/>
+          <w:lang w:val="en-US" w:eastAsia="en-GB"/>
+        </w:rPr>
+        <w:t>{{time2</w:t>
+      </w:r>
+      <w:r>
+        <w:rPr>
+          <w:rFonts w:ascii="TH Sarabun New" w:eastAsia="Times New Roman" w:hAnsi="TH Sarabun New" w:cs="TH Sarabun New"/>
+          <w:b/>
+          <w:bCs/>
+          <w:color w:val="000000" w:themeColor="text1"/>
+          <w:sz w:val="32"/>
+          <w:szCs w:val="32"/>
+          <w:lang w:val="en-US" w:eastAsia="en-GB"/>
+        </w:rPr>
+        <w:t>}}</w:t>
       </w:r>
       <w:r>
         <w:rPr>
           <w:rFonts w:ascii="TH Sarabun New" w:eastAsia="Times New Roman" w:hAnsi="TH Sarabun New" w:cs="TH Sarabun New" w:hint="cs"/>
           <w:b/>
           <w:bCs/>
-          <w:color w:val="EE0000"/>
-          <w:sz w:val="32"/>
-          <w:szCs w:val="32"/>
-          <w:cs/>
-          <w:lang w:val="en-US" w:eastAsia="en-GB"/>
-        </w:rPr>
-        <w:t xml:space="preserve"> </w:t>
+          <w:color w:val="000000" w:themeColor="text1"/>
+          <w:sz w:val="32"/>
+          <w:szCs w:val="32"/>
+          <w:cs/>
+          <w:lang w:val="en-US" w:eastAsia="en-GB"/>
+        </w:rPr>
+        <w:t xml:space="preserve"> น. ณ </w:t>
       </w:r>
       <w:r>
         <w:rPr>
           <w:rFonts w:ascii="TH Sarabun New" w:eastAsia="Times New Roman" w:hAnsi="TH Sarabun New" w:cs="TH Sarabun New"/>
           <w:b/>
           <w:bCs/>
-          <w:color w:val="EE0000"/>
-          <w:sz w:val="32"/>
-          <w:szCs w:val="32"/>
-          <w:lang w:val="en-US" w:eastAsia="en-GB"/>
-        </w:rPr>
-        <w:t>{{time2</w:t>
+          <w:color w:val="000000" w:themeColor="text1"/>
+          <w:sz w:val="32"/>
+          <w:szCs w:val="32"/>
+          <w:lang w:val="en-US" w:eastAsia="en-GB"/>
+        </w:rPr>
+        <w:t>{{</w:t>
       </w:r>
       <w:r>
         <w:rPr>
           <w:rFonts w:ascii="TH Sarabun New" w:eastAsia="Times New Roman" w:hAnsi="TH Sarabun New" w:cs="TH Sarabun New"/>
           <w:b/>
           <w:bCs/>
-          <w:color w:val="EE0000"/>
+          <w:color w:val="000000" w:themeColor="text1"/>
+          <w:sz w:val="32"/>
+          <w:szCs w:val="32"/>
+          <w:lang w:val="en-US" w:eastAsia="en-GB"/>
+        </w:rPr>
+        <w:t>place</w:t>
+      </w:r>
+      <w:r>
+        <w:rPr>
+          <w:rFonts w:ascii="TH Sarabun New" w:eastAsia="Times New Roman" w:hAnsi="TH Sarabun New" w:cs="TH Sarabun New"/>
+          <w:color w:val="000000" w:themeColor="text1"/>
           <w:sz w:val="32"/>
           <w:szCs w:val="32"/>
           <w:lang w:val="en-US" w:eastAsia="en-GB"/>
@@ -1134,76 +1131,29 @@
       <w:r>
         <w:rPr>
           <w:rFonts w:ascii="TH Sarabun New" w:eastAsia="Times New Roman" w:hAnsi="TH Sarabun New" w:cs="TH Sarabun New" w:hint="cs"/>
-          <w:b/>
-          <w:bCs/>
-          <w:color w:val="EE0000"/>
-          <w:sz w:val="32"/>
-          <w:szCs w:val="32"/>
-          <w:cs/>
-          <w:lang w:val="en-US" w:eastAsia="en-GB"/>
-        </w:rPr>
-        <w:t xml:space="preserve"> น. ณ </w:t>
-      </w:r>
-      <w:r>
-        <w:rPr>
-          <w:rFonts w:ascii="TH Sarabun New" w:eastAsia="Times New Roman" w:hAnsi="TH Sarabun New" w:cs="TH Sarabun New"/>
-          <w:b/>
-          <w:bCs/>
-          <w:color w:val="EE0000"/>
-          <w:sz w:val="32"/>
-          <w:szCs w:val="32"/>
-          <w:lang w:val="en-US" w:eastAsia="en-GB"/>
-        </w:rPr>
-        <w:t>{{</w:t>
-      </w:r>
-      <w:r>
-        <w:rPr>
-          <w:rFonts w:ascii="TH Sarabun New" w:eastAsia="Times New Roman" w:hAnsi="TH Sarabun New" w:cs="TH Sarabun New"/>
-          <w:b/>
-          <w:bCs/>
-          <w:color w:val="EE0000"/>
-          <w:sz w:val="32"/>
-          <w:szCs w:val="32"/>
-          <w:lang w:val="en-US" w:eastAsia="en-GB"/>
-        </w:rPr>
-        <w:t>place</w:t>
-      </w:r>
-      <w:r>
-        <w:rPr>
-          <w:rFonts w:ascii="TH Sarabun New" w:eastAsia="Times New Roman" w:hAnsi="TH Sarabun New" w:cs="TH Sarabun New"/>
-          <w:color w:val="EE0000"/>
-          <w:sz w:val="32"/>
-          <w:szCs w:val="32"/>
-          <w:lang w:val="en-US" w:eastAsia="en-GB"/>
-        </w:rPr>
-        <w:t>}}</w:t>
+          <w:color w:val="000000" w:themeColor="text1"/>
+          <w:sz w:val="32"/>
+          <w:szCs w:val="32"/>
+          <w:cs/>
+          <w:lang w:val="en-US" w:eastAsia="en-GB"/>
+        </w:rPr>
+        <w:t xml:space="preserve"> </w:t>
       </w:r>
       <w:r>
         <w:rPr>
           <w:rFonts w:ascii="TH Sarabun New" w:eastAsia="Times New Roman" w:hAnsi="TH Sarabun New" w:cs="TH Sarabun New" w:hint="cs"/>
-          <w:color w:val="EE0000"/>
-          <w:sz w:val="32"/>
-          <w:szCs w:val="32"/>
-          <w:cs/>
-          <w:lang w:val="en-US" w:eastAsia="en-GB"/>
-        </w:rPr>
-        <w:t xml:space="preserve"> </w:t>
+          <w:color w:val="000000" w:themeColor="text1"/>
+          <w:sz w:val="32"/>
+          <w:szCs w:val="32"/>
+          <w:cs/>
+          <w:lang w:val="en-US" w:eastAsia="en-GB"/>
+        </w:rPr>
+        <w:t>พ</w:t>
       </w:r>
       <w:r>
         <w:rPr>
           <w:rFonts w:ascii="TH Sarabun New" w:eastAsia="Times New Roman" w:hAnsi="TH Sarabun New" w:cs="TH Sarabun New" w:hint="cs"/>
-          <w:color w:val="000000"/>
-          <w:sz w:val="32"/>
-          <w:szCs w:val="32"/>
-          <w:cs/>
-          <w:lang w:val="en-US" w:eastAsia="en-GB"/>
-        </w:rPr>
-        <w:t>พ</w:t>
-      </w:r>
-      <w:r>
-        <w:rPr>
-          <w:rFonts w:ascii="TH Sarabun New" w:eastAsia="Times New Roman" w:hAnsi="TH Sarabun New" w:cs="TH Sarabun New" w:hint="cs"/>
-          <w:color w:val="000000"/>
+          <w:color w:val="000000" w:themeColor="text1"/>
           <w:sz w:val="32"/>
           <w:szCs w:val="32"/>
           <w:cs/>
@@ -1218,7 +1168,7 @@
         <w:jc w:val="thaiDistribute"/>
         <w:rPr>
           <w:rFonts w:ascii="TH Sarabun New" w:eastAsia="Times New Roman" w:hAnsi="TH Sarabun New" w:cs="TH Sarabun New"/>
-          <w:color w:val="000000"/>
+          <w:color w:val="000000" w:themeColor="text1"/>
           <w:sz w:val="16"/>
           <w:szCs w:val="16"/>
           <w:lang w:val="en-US" w:eastAsia="en-GB"/>
@@ -1231,7 +1181,7 @@
         <w:jc w:val="thaiDistribute"/>
         <w:rPr>
           <w:rFonts w:ascii="TH Sarabun New" w:eastAsia="Times New Roman" w:hAnsi="TH Sarabun New" w:cs="TH Sarabun New"/>
-          <w:color w:val="000000"/>
+          <w:color w:val="000000" w:themeColor="text1"/>
           <w:sz w:val="32"/>
           <w:szCs w:val="32"/>
           <w:lang w:val="en-US" w:eastAsia="en-GB"/>
@@ -1240,7 +1190,7 @@
       <w:r>
         <w:rPr>
           <w:rFonts w:ascii="TH Sarabun New" w:eastAsia="Times New Roman" w:hAnsi="TH Sarabun New" w:cs="TH Sarabun New"/>
-          <w:color w:val="000000"/>
+          <w:color w:val="000000" w:themeColor="text1"/>
           <w:sz w:val="32"/>
           <w:szCs w:val="32"/>
           <w:cs/>
@@ -1251,7 +1201,7 @@
       <w:r>
         <w:rPr>
           <w:rFonts w:ascii="TH Sarabun New" w:eastAsia="Times New Roman" w:hAnsi="TH Sarabun New" w:cs="TH Sarabun New" w:hint="cs"/>
-          <w:color w:val="000000"/>
+          <w:color w:val="000000" w:themeColor="text1"/>
           <w:sz w:val="32"/>
           <w:szCs w:val="32"/>
           <w:cs/>
@@ -1266,7 +1216,7 @@
         <w:jc w:val="thaiDistribute"/>
         <w:rPr>
           <w:rFonts w:ascii="TH Sarabun New" w:eastAsia="Times New Roman" w:hAnsi="TH Sarabun New" w:cs="TH Sarabun New"/>
-          <w:color w:val="000000"/>
+          <w:color w:val="000000" w:themeColor="text1"/>
           <w:sz w:val="32"/>
           <w:szCs w:val="32"/>
           <w:lang w:val="en-US" w:eastAsia="en-GB"/>
@@ -1275,7 +1225,7 @@
       <w:r>
         <w:rPr>
           <w:rFonts w:ascii="TH Sarabun New" w:eastAsia="Times New Roman" w:hAnsi="TH Sarabun New" w:cs="TH Sarabun New"/>
-          <w:color w:val="000000"/>
+          <w:color w:val="000000" w:themeColor="text1"/>
           <w:sz w:val="32"/>
           <w:szCs w:val="32"/>
           <w:cs/>
@@ -1286,7 +1236,7 @@
       <w:r>
         <w:rPr>
           <w:rFonts w:ascii="TH Sarabun New" w:eastAsia="Times New Roman" w:hAnsi="TH Sarabun New" w:cs="TH Sarabun New" w:hint="cs"/>
-          <w:color w:val="000000"/>
+          <w:color w:val="000000" w:themeColor="text1"/>
           <w:sz w:val="32"/>
           <w:szCs w:val="32"/>
           <w:cs/>
@@ -1301,7 +1251,7 @@
         <w:jc w:val="thaiDistribute"/>
         <w:rPr>
           <w:rFonts w:ascii="TH Sarabun New" w:eastAsia="Times New Roman" w:hAnsi="TH Sarabun New" w:cs="TH Sarabun New"/>
-          <w:color w:val="000000"/>
+          <w:color w:val="000000" w:themeColor="text1"/>
           <w:sz w:val="32"/>
           <w:szCs w:val="32"/>
           <w:lang w:val="en-US" w:eastAsia="en-GB"/>
@@ -1310,7 +1260,7 @@
       <w:r>
         <w:rPr>
           <w:rFonts w:ascii="TH Sarabun New" w:eastAsia="Times New Roman" w:hAnsi="TH Sarabun New" w:cs="TH Sarabun New"/>
-          <w:color w:val="000000"/>
+          <w:color w:val="000000" w:themeColor="text1"/>
           <w:sz w:val="32"/>
           <w:szCs w:val="32"/>
           <w:cs/>
@@ -1321,7 +1271,7 @@
       <w:r>
         <w:rPr>
           <w:rFonts w:ascii="TH Sarabun New" w:eastAsia="Times New Roman" w:hAnsi="TH Sarabun New" w:cs="TH Sarabun New" w:hint="cs"/>
-          <w:color w:val="000000"/>
+          <w:color w:val="000000" w:themeColor="text1"/>
           <w:sz w:val="32"/>
           <w:szCs w:val="32"/>
           <w:cs/>
@@ -1332,7 +1282,7 @@
       <w:r>
         <w:rPr>
           <w:rFonts w:ascii="TH Sarabun New" w:eastAsia="Times New Roman" w:hAnsi="TH Sarabun New" w:cs="TH Sarabun New"/>
-          <w:color w:val="000000"/>
+          <w:color w:val="000000" w:themeColor="text1"/>
           <w:sz w:val="32"/>
           <w:szCs w:val="32"/>
           <w:lang w:val="en-US" w:eastAsia="en-GB"/>
@@ -1342,7 +1292,7 @@
       <w:r>
         <w:rPr>
           <w:rFonts w:ascii="TH Sarabun New" w:eastAsia="Times New Roman" w:hAnsi="TH Sarabun New" w:cs="TH Sarabun New" w:hint="cs"/>
-          <w:color w:val="000000"/>
+          <w:color w:val="000000" w:themeColor="text1"/>
           <w:sz w:val="32"/>
           <w:szCs w:val="32"/>
           <w:cs/>
@@ -1357,7 +1307,7 @@
         <w:jc w:val="thaiDistribute"/>
         <w:rPr>
           <w:rFonts w:ascii="TH Sarabun New" w:eastAsia="Times New Roman" w:hAnsi="TH Sarabun New" w:cs="TH Sarabun New"/>
-          <w:color w:val="000000"/>
+          <w:color w:val="000000" w:themeColor="text1"/>
           <w:sz w:val="32"/>
           <w:szCs w:val="32"/>
           <w:lang w:val="en-US" w:eastAsia="en-GB"/>
@@ -1366,7 +1316,7 @@
       <w:r>
         <w:rPr>
           <w:rFonts w:ascii="TH Sarabun New" w:eastAsia="Times New Roman" w:hAnsi="TH Sarabun New" w:cs="TH Sarabun New"/>
-          <w:color w:val="000000"/>
+          <w:color w:val="000000" w:themeColor="text1"/>
           <w:sz w:val="32"/>
           <w:szCs w:val="32"/>
           <w:cs/>
@@ -1377,7 +1327,7 @@
       <w:r>
         <w:rPr>
           <w:rFonts w:ascii="TH Sarabun New" w:eastAsia="Times New Roman" w:hAnsi="TH Sarabun New" w:cs="TH Sarabun New" w:hint="cs"/>
-          <w:color w:val="000000"/>
+          <w:color w:val="000000" w:themeColor="text1"/>
           <w:sz w:val="32"/>
           <w:szCs w:val="32"/>
           <w:cs/>
@@ -1391,6 +1341,7 @@
         <w:jc w:val="thaiDistribute"/>
         <w:rPr>
           <w:rFonts w:ascii="TH Sarabun New" w:eastAsia="Times New Roman" w:hAnsi="TH Sarabun New" w:cs="TH Sarabun New"/>
+          <w:color w:val="000000" w:themeColor="text1"/>
           <w:sz w:val="16"/>
           <w:szCs w:val="16"/>
           <w:lang w:eastAsia="en-GB"/>
@@ -1403,6 +1354,7 @@
         <w:jc w:val="thaiDistribute"/>
         <w:rPr>
           <w:rFonts w:ascii="TH Sarabun New" w:eastAsia="Times New Roman" w:hAnsi="TH Sarabun New" w:cs="TH Sarabun New"/>
+          <w:color w:val="000000" w:themeColor="text1"/>
           <w:sz w:val="32"/>
           <w:szCs w:val="32"/>
           <w:lang w:eastAsia="en-GB"/>
@@ -1411,7 +1363,7 @@
       <w:r>
         <w:rPr>
           <w:rFonts w:ascii="TH Sarabun New" w:eastAsia="Times New Roman" w:hAnsi="TH Sarabun New" w:cs="TH Sarabun New"/>
-          <w:color w:val="000000"/>
+          <w:color w:val="000000" w:themeColor="text1"/>
           <w:sz w:val="32"/>
           <w:szCs w:val="32"/>
           <w:lang w:eastAsia="en-GB"/>
@@ -1421,7 +1373,7 @@
       <w:r>
         <w:rPr>
           <w:rFonts w:ascii="TH Sarabun New" w:eastAsia="Times New Roman" w:hAnsi="TH Sarabun New" w:cs="TH Sarabun New"/>
-          <w:color w:val="000000"/>
+          <w:color w:val="000000" w:themeColor="text1"/>
           <w:sz w:val="32"/>
           <w:szCs w:val="32"/>
           <w:lang w:eastAsia="en-GB"/>
@@ -1431,7 +1383,7 @@
       <w:r>
         <w:rPr>
           <w:rFonts w:ascii="TH Sarabun New" w:eastAsia="Times New Roman" w:hAnsi="TH Sarabun New" w:cs="TH Sarabun New"/>
-          <w:color w:val="000000"/>
+          <w:color w:val="000000" w:themeColor="text1"/>
           <w:sz w:val="32"/>
           <w:szCs w:val="32"/>
           <w:cs/>
@@ -1442,7 +1394,7 @@
       <w:r>
         <w:rPr>
           <w:rFonts w:ascii="TH Sarabun New" w:eastAsia="Times New Roman" w:hAnsi="TH Sarabun New" w:cs="TH Sarabun New" w:hint="cs"/>
-          <w:color w:val="000000"/>
+          <w:color w:val="000000" w:themeColor="text1"/>
           <w:sz w:val="32"/>
           <w:szCs w:val="32"/>
           <w:cs/>
@@ -1457,6 +1409,7 @@
         <w:jc w:val="thaiDistribute"/>
         <w:rPr>
           <w:rFonts w:ascii="TH Sarabun New" w:eastAsia="Times New Roman" w:hAnsi="TH Sarabun New" w:cs="TH Sarabun New"/>
+          <w:color w:val="000000" w:themeColor="text1"/>
           <w:sz w:val="32"/>
           <w:szCs w:val="32"/>
           <w:lang w:eastAsia="en-GB"/>
@@ -1469,6 +1422,7 @@
         <w:jc w:val="thaiDistribute"/>
         <w:rPr>
           <w:rFonts w:ascii="TH Sarabun New" w:eastAsia="Times New Roman" w:hAnsi="TH Sarabun New" w:cs="TH Sarabun New"/>
+          <w:color w:val="000000" w:themeColor="text1"/>
           <w:sz w:val="32"/>
           <w:szCs w:val="32"/>
           <w:lang w:eastAsia="en-GB"/>
@@ -1479,6 +1433,7 @@
       <w:pPr>
         <w:rPr>
           <w:rFonts w:ascii="TH Sarabun New" w:hAnsi="TH Sarabun New" w:cs="TH Sarabun New"/>
+          <w:color w:val="000000" w:themeColor="text1"/>
         </w:rPr>
       </w:pPr>
     </w:p>
@@ -1488,7 +1443,7 @@
         <w:jc w:val="center"/>
         <w:rPr>
           <w:rFonts w:ascii="TH Sarabun New" w:eastAsia="Times New Roman" w:hAnsi="TH Sarabun New" w:cs="TH Sarabun New"/>
-          <w:color w:val="EE0000"/>
+          <w:color w:val="000000" w:themeColor="text1"/>
           <w:sz w:val="32"/>
           <w:szCs w:val="32"/>
           <w:lang w:eastAsia="en-GB"/>
@@ -1497,7 +1452,7 @@
       <w:r>
         <w:rPr>
           <w:rFonts w:ascii="TH Sarabun New" w:eastAsia="Times New Roman" w:hAnsi="TH Sarabun New" w:cs="TH Sarabun New" w:hint="cs"/>
-          <w:color w:val="EE0000"/>
+          <w:color w:val="000000" w:themeColor="text1"/>
           <w:sz w:val="32"/>
           <w:szCs w:val="32"/>
           <w:cs/>
@@ -1508,7 +1463,7 @@
       <w:r>
         <w:rPr>
           <w:rFonts w:ascii="TH Sarabun New" w:eastAsia="Times New Roman" w:hAnsi="TH Sarabun New" w:cs="TH Sarabun New"/>
-          <w:color w:val="EE0000"/>
+          <w:color w:val="000000" w:themeColor="text1"/>
           <w:sz w:val="32"/>
           <w:szCs w:val="32"/>
           <w:lang w:val="en-US" w:eastAsia="en-GB"/>
@@ -1518,7 +1473,7 @@
       <w:r>
         <w:rPr>
           <w:rFonts w:ascii="TH Sarabun New" w:eastAsia="Times New Roman" w:hAnsi="TH Sarabun New" w:cs="TH Sarabun New" w:hint="cs"/>
-          <w:color w:val="EE0000"/>
+          <w:color w:val="000000" w:themeColor="text1"/>
           <w:sz w:val="32"/>
           <w:szCs w:val="32"/>
           <w:cs/>
@@ -1532,6 +1487,7 @@
         <w:jc w:val="center"/>
         <w:rPr>
           <w:rFonts w:ascii="TH Sarabun New" w:eastAsia="Times New Roman" w:hAnsi="TH Sarabun New" w:cs="TH Sarabun New"/>
+          <w:color w:val="000000" w:themeColor="text1"/>
           <w:sz w:val="32"/>
           <w:szCs w:val="32"/>
           <w:lang w:val="en-US" w:eastAsia="en-GB"/>
@@ -1540,7 +1496,7 @@
       <w:r>
         <w:rPr>
           <w:rFonts w:ascii="TH Sarabun New" w:eastAsia="Times New Roman" w:hAnsi="TH Sarabun New" w:cs="TH Sarabun New"/>
-          <w:color w:val="EE0000"/>
+          <w:color w:val="000000" w:themeColor="text1"/>
           <w:sz w:val="32"/>
           <w:szCs w:val="32"/>
           <w:lang w:val="en-US" w:eastAsia="en-GB"/>
@@ -1553,6 +1509,7 @@
         <w:jc w:val="center"/>
         <w:rPr>
           <w:rFonts w:ascii="TH Sarabun New" w:eastAsia="Times New Roman" w:hAnsi="TH Sarabun New" w:cs="TH Sarabun New"/>
+          <w:color w:val="000000" w:themeColor="text1"/>
           <w:sz w:val="32"/>
           <w:szCs w:val="32"/>
           <w:lang w:eastAsia="en-GB"/>
@@ -1564,6 +1521,7 @@
         <w:jc w:val="center"/>
         <w:rPr>
           <w:rFonts w:ascii="TH Sarabun New" w:eastAsia="Times New Roman" w:hAnsi="TH Sarabun New" w:cs="TH Sarabun New"/>
+          <w:color w:val="000000" w:themeColor="text1"/>
           <w:sz w:val="32"/>
           <w:szCs w:val="32"/>
           <w:lang w:eastAsia="en-GB"/>
@@ -1576,6 +1534,7 @@
         <w:jc w:val="thaiDistribute"/>
         <w:rPr>
           <w:rFonts w:ascii="TH Sarabun New" w:eastAsia="Times New Roman" w:hAnsi="TH Sarabun New" w:cs="TH Sarabun New"/>
+          <w:color w:val="000000" w:themeColor="text1"/>
           <w:sz w:val="32"/>
           <w:szCs w:val="32"/>
           <w:lang w:eastAsia="en-GB"/>
@@ -1588,24 +1547,12 @@
         <w:ind w:right="283"/>
         <w:rPr>
           <w:rFonts w:ascii="TH Sarabun New" w:eastAsia="Times New Roman" w:hAnsi="TH Sarabun New" w:cs="TH Sarabun New"/>
-          <w:color w:val="EE0000"/>
+          <w:color w:val="000000" w:themeColor="text1"/>
           <w:sz w:val="32"/>
           <w:szCs w:val="32"/>
           <w:lang w:eastAsia="en-GB"/>
         </w:rPr>
       </w:pPr>
-      <w:r>
-        <w:rPr>
-          <w:rFonts w:ascii="TH Sarabun New" w:eastAsia="Times New Roman" w:hAnsi="TH Sarabun New" w:cs="TH Sarabun New" w:hint="cs"/>
-          <w:color w:val="EE0000"/>
-          <w:sz w:val="32"/>
-          <w:szCs w:val="32"/>
-          <w:highlight w:val="yellow"/>
-          <w:cs/>
-          <w:lang w:eastAsia="en-GB"/>
-        </w:rPr>
-        <w:t>ทำให้สามารถเพิ่มชื่อกรรมการทั้ง 3 คนได้นะคะ จะทำเป็นบันทึก 3 ฉบับก็ได้</w:t>
-      </w:r>
     </w:p>
     <w:sectPr>
       <w:pgSz w:w="11906" w:h="16838"/>
@@ -2046,7 +1993,7 @@
     <w:lsdException w:name="Unresolved Mention" w:semiHidden="1" w:unhideWhenUsed="1"/>
     <w:lsdException w:name="Smart Link" w:semiHidden="1" w:unhideWhenUsed="1"/>
   </w:latentStyles>
-  <w:style w:type="paragraph" w:default="1" w:styleId="a">
+  <w:style w:type="paragraph" w:default="1" w:styleId="Normal">
     <w:name w:val="Normal"/>
     <w:qFormat/>
     <w:rsid w:val="005D52E8"/>
@@ -2055,11 +2002,11 @@
       <w:szCs w:val="24"/>
     </w:rPr>
   </w:style>
-  <w:style w:type="paragraph" w:styleId="1">
+  <w:style w:type="paragraph" w:styleId="Heading1">
     <w:name w:val="heading 1"/>
-    <w:basedOn w:val="a"/>
-    <w:next w:val="a"/>
-    <w:link w:val="10"/>
+    <w:basedOn w:val="Normal"/>
+    <w:next w:val="Normal"/>
+    <w:link w:val="Heading1Char"/>
     <w:uiPriority w:val="9"/>
     <w:qFormat/>
     <w:rsid w:val="005D52E8"/>
@@ -2077,11 +2024,11 @@
       <w:szCs w:val="32"/>
     </w:rPr>
   </w:style>
-  <w:style w:type="paragraph" w:styleId="2">
+  <w:style w:type="paragraph" w:styleId="Heading2">
     <w:name w:val="heading 2"/>
-    <w:basedOn w:val="a"/>
-    <w:next w:val="a"/>
-    <w:link w:val="20"/>
+    <w:basedOn w:val="Normal"/>
+    <w:next w:val="Normal"/>
+    <w:link w:val="Heading2Char"/>
     <w:uiPriority w:val="9"/>
     <w:semiHidden/>
     <w:unhideWhenUsed/>
@@ -2102,11 +2049,11 @@
       <w:szCs w:val="28"/>
     </w:rPr>
   </w:style>
-  <w:style w:type="paragraph" w:styleId="3">
+  <w:style w:type="paragraph" w:styleId="Heading3">
     <w:name w:val="heading 3"/>
-    <w:basedOn w:val="a"/>
-    <w:next w:val="a"/>
-    <w:link w:val="30"/>
+    <w:basedOn w:val="Normal"/>
+    <w:next w:val="Normal"/>
+    <w:link w:val="Heading3Char"/>
     <w:uiPriority w:val="9"/>
     <w:semiHidden/>
     <w:unhideWhenUsed/>
@@ -2125,11 +2072,11 @@
       <w:szCs w:val="26"/>
     </w:rPr>
   </w:style>
-  <w:style w:type="paragraph" w:styleId="4">
+  <w:style w:type="paragraph" w:styleId="Heading4">
     <w:name w:val="heading 4"/>
-    <w:basedOn w:val="a"/>
-    <w:next w:val="a"/>
-    <w:link w:val="40"/>
+    <w:basedOn w:val="Normal"/>
+    <w:next w:val="Normal"/>
+    <w:link w:val="Heading4Char"/>
     <w:uiPriority w:val="9"/>
     <w:semiHidden/>
     <w:unhideWhenUsed/>
@@ -2147,11 +2094,11 @@
       <w:szCs w:val="28"/>
     </w:rPr>
   </w:style>
-  <w:style w:type="paragraph" w:styleId="5">
+  <w:style w:type="paragraph" w:styleId="Heading5">
     <w:name w:val="heading 5"/>
-    <w:basedOn w:val="a"/>
-    <w:next w:val="a"/>
-    <w:link w:val="50"/>
+    <w:basedOn w:val="Normal"/>
+    <w:next w:val="Normal"/>
+    <w:link w:val="Heading5Char"/>
     <w:uiPriority w:val="9"/>
     <w:semiHidden/>
     <w:unhideWhenUsed/>
@@ -2170,11 +2117,11 @@
       <w:szCs w:val="26"/>
     </w:rPr>
   </w:style>
-  <w:style w:type="paragraph" w:styleId="6">
+  <w:style w:type="paragraph" w:styleId="Heading6">
     <w:name w:val="heading 6"/>
-    <w:basedOn w:val="a"/>
-    <w:next w:val="a"/>
-    <w:link w:val="60"/>
+    <w:basedOn w:val="Normal"/>
+    <w:next w:val="Normal"/>
+    <w:link w:val="Heading6Char"/>
     <w:uiPriority w:val="9"/>
     <w:semiHidden/>
     <w:unhideWhenUsed/>
@@ -2191,11 +2138,11 @@
       <w:szCs w:val="22"/>
     </w:rPr>
   </w:style>
-  <w:style w:type="paragraph" w:styleId="7">
+  <w:style w:type="paragraph" w:styleId="Heading7">
     <w:name w:val="heading 7"/>
-    <w:basedOn w:val="a"/>
-    <w:next w:val="a"/>
-    <w:link w:val="70"/>
+    <w:basedOn w:val="Normal"/>
+    <w:next w:val="Normal"/>
+    <w:link w:val="Heading7Char"/>
     <w:uiPriority w:val="9"/>
     <w:semiHidden/>
     <w:unhideWhenUsed/>
@@ -2206,11 +2153,11 @@
       <w:outlineLvl w:val="6"/>
     </w:pPr>
   </w:style>
-  <w:style w:type="paragraph" w:styleId="8">
+  <w:style w:type="paragraph" w:styleId="Heading8">
     <w:name w:val="heading 8"/>
-    <w:basedOn w:val="a"/>
-    <w:next w:val="a"/>
-    <w:link w:val="80"/>
+    <w:basedOn w:val="Normal"/>
+    <w:next w:val="Normal"/>
+    <w:link w:val="Heading8Char"/>
     <w:uiPriority w:val="9"/>
     <w:semiHidden/>
     <w:unhideWhenUsed/>
@@ -2225,11 +2172,11 @@
       <w:iCs/>
     </w:rPr>
   </w:style>
-  <w:style w:type="paragraph" w:styleId="9">
+  <w:style w:type="paragraph" w:styleId="Heading9">
     <w:name w:val="heading 9"/>
-    <w:basedOn w:val="a"/>
-    <w:next w:val="a"/>
-    <w:link w:val="90"/>
+    <w:basedOn w:val="Normal"/>
+    <w:next w:val="Normal"/>
+    <w:link w:val="Heading9Char"/>
     <w:uiPriority w:val="9"/>
     <w:semiHidden/>
     <w:unhideWhenUsed/>
@@ -2245,12 +2192,13 @@
       <w:szCs w:val="22"/>
     </w:rPr>
   </w:style>
-  <w:style w:type="character" w:default="1" w:styleId="a0">
+  <w:style w:type="character" w:default="1" w:styleId="DefaultParagraphFont">
     <w:name w:val="Default Paragraph Font"/>
     <w:uiPriority w:val="1"/>
+    <w:semiHidden/>
     <w:unhideWhenUsed/>
   </w:style>
-  <w:style w:type="table" w:default="1" w:styleId="a1">
+  <w:style w:type="table" w:default="1" w:styleId="TableNormal">
     <w:name w:val="Normal Table"/>
     <w:uiPriority w:val="99"/>
     <w:semiHidden/>
@@ -2265,15 +2213,15 @@
       </w:tblCellMar>
     </w:tblPr>
   </w:style>
-  <w:style w:type="numbering" w:default="1" w:styleId="a2">
+  <w:style w:type="numbering" w:default="1" w:styleId="NoList">
     <w:name w:val="No List"/>
     <w:uiPriority w:val="99"/>
     <w:semiHidden/>
     <w:unhideWhenUsed/>
   </w:style>
-  <w:style w:type="paragraph" w:styleId="a3">
+  <w:style w:type="paragraph" w:styleId="NormalWeb">
     <w:name w:val="Normal (Web)"/>
-    <w:basedOn w:val="a"/>
+    <w:basedOn w:val="Normal"/>
     <w:uiPriority w:val="99"/>
     <w:semiHidden/>
     <w:unhideWhenUsed/>
@@ -2288,13 +2236,13 @@
   </w:style>
   <w:style w:type="character" w:customStyle="1" w:styleId="apple-tab-span">
     <w:name w:val="apple-tab-span"/>
-    <w:basedOn w:val="a0"/>
+    <w:basedOn w:val="DefaultParagraphFont"/>
     <w:rsid w:val="000463DB"/>
   </w:style>
-  <w:style w:type="paragraph" w:styleId="a4">
+  <w:style w:type="paragraph" w:styleId="BalloonText">
     <w:name w:val="Balloon Text"/>
-    <w:basedOn w:val="a"/>
-    <w:link w:val="a5"/>
+    <w:basedOn w:val="Normal"/>
+    <w:link w:val="BalloonTextChar"/>
     <w:uiPriority w:val="99"/>
     <w:semiHidden/>
     <w:unhideWhenUsed/>
@@ -2305,10 +2253,10 @@
       <w:szCs w:val="22"/>
     </w:rPr>
   </w:style>
-  <w:style w:type="character" w:customStyle="1" w:styleId="a5">
-    <w:name w:val="ข้อความบอลลูน อักขระ"/>
-    <w:basedOn w:val="a0"/>
-    <w:link w:val="a4"/>
+  <w:style w:type="character" w:customStyle="1" w:styleId="BalloonTextChar">
+    <w:name w:val="Balloon Text Char"/>
+    <w:basedOn w:val="DefaultParagraphFont"/>
+    <w:link w:val="BalloonText"/>
     <w:uiPriority w:val="99"/>
     <w:semiHidden/>
     <w:rsid w:val="000C52FD"/>
@@ -2318,10 +2266,10 @@
       <w:szCs w:val="22"/>
     </w:rPr>
   </w:style>
-  <w:style w:type="paragraph" w:styleId="a6">
+  <w:style w:type="paragraph" w:styleId="Header">
     <w:name w:val="header"/>
-    <w:basedOn w:val="a"/>
-    <w:link w:val="a7"/>
+    <w:basedOn w:val="Normal"/>
+    <w:link w:val="HeaderChar"/>
     <w:uiPriority w:val="99"/>
     <w:unhideWhenUsed/>
     <w:rsid w:val="002E55A6"/>
@@ -2332,17 +2280,17 @@
       </w:tabs>
     </w:pPr>
   </w:style>
-  <w:style w:type="character" w:customStyle="1" w:styleId="a7">
-    <w:name w:val="หัวกระดาษ อักขระ"/>
-    <w:basedOn w:val="a0"/>
-    <w:link w:val="a6"/>
+  <w:style w:type="character" w:customStyle="1" w:styleId="HeaderChar">
+    <w:name w:val="Header Char"/>
+    <w:basedOn w:val="DefaultParagraphFont"/>
+    <w:link w:val="Header"/>
     <w:uiPriority w:val="99"/>
     <w:rsid w:val="002E55A6"/>
   </w:style>
-  <w:style w:type="paragraph" w:styleId="a8">
+  <w:style w:type="paragraph" w:styleId="Footer">
     <w:name w:val="footer"/>
-    <w:basedOn w:val="a"/>
-    <w:link w:val="a9"/>
+    <w:basedOn w:val="Normal"/>
+    <w:link w:val="FooterChar"/>
     <w:uiPriority w:val="99"/>
     <w:unhideWhenUsed/>
     <w:rsid w:val="002E55A6"/>
@@ -2353,17 +2301,17 @@
       </w:tabs>
     </w:pPr>
   </w:style>
-  <w:style w:type="character" w:customStyle="1" w:styleId="a9">
-    <w:name w:val="ท้ายกระดาษ อักขระ"/>
-    <w:basedOn w:val="a0"/>
-    <w:link w:val="a8"/>
+  <w:style w:type="character" w:customStyle="1" w:styleId="FooterChar">
+    <w:name w:val="Footer Char"/>
+    <w:basedOn w:val="DefaultParagraphFont"/>
+    <w:link w:val="Footer"/>
     <w:uiPriority w:val="99"/>
     <w:rsid w:val="002E55A6"/>
   </w:style>
-  <w:style w:type="character" w:customStyle="1" w:styleId="10">
-    <w:name w:val="หัวเรื่อง 1 อักขระ"/>
-    <w:basedOn w:val="a0"/>
-    <w:link w:val="1"/>
+  <w:style w:type="character" w:customStyle="1" w:styleId="Heading1Char">
+    <w:name w:val="Heading 1 Char"/>
+    <w:basedOn w:val="DefaultParagraphFont"/>
+    <w:link w:val="Heading1"/>
     <w:uiPriority w:val="9"/>
     <w:rsid w:val="005D52E8"/>
     <w:rPr>
@@ -2375,10 +2323,10 @@
       <w:szCs w:val="32"/>
     </w:rPr>
   </w:style>
-  <w:style w:type="character" w:customStyle="1" w:styleId="20">
-    <w:name w:val="หัวเรื่อง 2 อักขระ"/>
-    <w:basedOn w:val="a0"/>
-    <w:link w:val="2"/>
+  <w:style w:type="character" w:customStyle="1" w:styleId="Heading2Char">
+    <w:name w:val="Heading 2 Char"/>
+    <w:basedOn w:val="DefaultParagraphFont"/>
+    <w:link w:val="Heading2"/>
     <w:uiPriority w:val="9"/>
     <w:semiHidden/>
     <w:rsid w:val="005D52E8"/>
@@ -2392,10 +2340,10 @@
       <w:szCs w:val="28"/>
     </w:rPr>
   </w:style>
-  <w:style w:type="character" w:customStyle="1" w:styleId="30">
-    <w:name w:val="หัวเรื่อง 3 อักขระ"/>
-    <w:basedOn w:val="a0"/>
-    <w:link w:val="3"/>
+  <w:style w:type="character" w:customStyle="1" w:styleId="Heading3Char">
+    <w:name w:val="Heading 3 Char"/>
+    <w:basedOn w:val="DefaultParagraphFont"/>
+    <w:link w:val="Heading3"/>
     <w:uiPriority w:val="9"/>
     <w:semiHidden/>
     <w:rsid w:val="005D52E8"/>
@@ -2407,10 +2355,10 @@
       <w:szCs w:val="26"/>
     </w:rPr>
   </w:style>
-  <w:style w:type="character" w:customStyle="1" w:styleId="40">
-    <w:name w:val="หัวเรื่อง 4 อักขระ"/>
-    <w:basedOn w:val="a0"/>
-    <w:link w:val="4"/>
+  <w:style w:type="character" w:customStyle="1" w:styleId="Heading4Char">
+    <w:name w:val="Heading 4 Char"/>
+    <w:basedOn w:val="DefaultParagraphFont"/>
+    <w:link w:val="Heading4"/>
     <w:uiPriority w:val="9"/>
     <w:semiHidden/>
     <w:rsid w:val="005D52E8"/>
@@ -2421,10 +2369,10 @@
       <w:szCs w:val="28"/>
     </w:rPr>
   </w:style>
-  <w:style w:type="character" w:customStyle="1" w:styleId="50">
-    <w:name w:val="หัวเรื่อง 5 อักขระ"/>
-    <w:basedOn w:val="a0"/>
-    <w:link w:val="5"/>
+  <w:style w:type="character" w:customStyle="1" w:styleId="Heading5Char">
+    <w:name w:val="Heading 5 Char"/>
+    <w:basedOn w:val="DefaultParagraphFont"/>
+    <w:link w:val="Heading5"/>
     <w:uiPriority w:val="9"/>
     <w:semiHidden/>
     <w:rsid w:val="005D52E8"/>
@@ -2437,10 +2385,10 @@
       <w:szCs w:val="26"/>
     </w:rPr>
   </w:style>
-  <w:style w:type="character" w:customStyle="1" w:styleId="60">
-    <w:name w:val="หัวเรื่อง 6 อักขระ"/>
-    <w:basedOn w:val="a0"/>
-    <w:link w:val="6"/>
+  <w:style w:type="character" w:customStyle="1" w:styleId="Heading6Char">
+    <w:name w:val="Heading 6 Char"/>
+    <w:basedOn w:val="DefaultParagraphFont"/>
+    <w:link w:val="Heading6"/>
     <w:uiPriority w:val="9"/>
     <w:semiHidden/>
     <w:rsid w:val="005D52E8"/>
@@ -2449,10 +2397,10 @@
       <w:bCs/>
     </w:rPr>
   </w:style>
-  <w:style w:type="character" w:customStyle="1" w:styleId="70">
-    <w:name w:val="หัวเรื่อง 7 อักขระ"/>
-    <w:basedOn w:val="a0"/>
-    <w:link w:val="7"/>
+  <w:style w:type="character" w:customStyle="1" w:styleId="Heading7Char">
+    <w:name w:val="Heading 7 Char"/>
+    <w:basedOn w:val="DefaultParagraphFont"/>
+    <w:link w:val="Heading7"/>
     <w:uiPriority w:val="9"/>
     <w:semiHidden/>
     <w:rsid w:val="005D52E8"/>
@@ -2461,10 +2409,10 @@
       <w:szCs w:val="24"/>
     </w:rPr>
   </w:style>
-  <w:style w:type="character" w:customStyle="1" w:styleId="80">
-    <w:name w:val="หัวเรื่อง 8 อักขระ"/>
-    <w:basedOn w:val="a0"/>
-    <w:link w:val="8"/>
+  <w:style w:type="character" w:customStyle="1" w:styleId="Heading8Char">
+    <w:name w:val="Heading 8 Char"/>
+    <w:basedOn w:val="DefaultParagraphFont"/>
+    <w:link w:val="Heading8"/>
     <w:uiPriority w:val="9"/>
     <w:semiHidden/>
     <w:rsid w:val="005D52E8"/>
@@ -2475,10 +2423,10 @@
       <w:szCs w:val="24"/>
     </w:rPr>
   </w:style>
-  <w:style w:type="character" w:customStyle="1" w:styleId="90">
-    <w:name w:val="หัวเรื่อง 9 อักขระ"/>
-    <w:basedOn w:val="a0"/>
-    <w:link w:val="9"/>
+  <w:style w:type="character" w:customStyle="1" w:styleId="Heading9Char">
+    <w:name w:val="Heading 9 Char"/>
+    <w:basedOn w:val="DefaultParagraphFont"/>
+    <w:link w:val="Heading9"/>
     <w:uiPriority w:val="9"/>
     <w:semiHidden/>
     <w:rsid w:val="005D52E8"/>
@@ -2486,11 +2434,11 @@
       <w:rFonts w:asciiTheme="majorHAnsi" w:eastAsiaTheme="majorEastAsia" w:hAnsiTheme="majorHAnsi"/>
     </w:rPr>
   </w:style>
-  <w:style w:type="paragraph" w:styleId="aa">
+  <w:style w:type="paragraph" w:styleId="Title">
     <w:name w:val="Title"/>
-    <w:basedOn w:val="a"/>
-    <w:next w:val="a"/>
-    <w:link w:val="ab"/>
+    <w:basedOn w:val="Normal"/>
+    <w:next w:val="Normal"/>
+    <w:link w:val="TitleChar"/>
     <w:uiPriority w:val="10"/>
     <w:qFormat/>
     <w:rsid w:val="005D52E8"/>
@@ -2508,10 +2456,10 @@
       <w:szCs w:val="32"/>
     </w:rPr>
   </w:style>
-  <w:style w:type="character" w:customStyle="1" w:styleId="ab">
-    <w:name w:val="ชื่อเรื่อง อักขระ"/>
-    <w:basedOn w:val="a0"/>
-    <w:link w:val="aa"/>
+  <w:style w:type="character" w:customStyle="1" w:styleId="TitleChar">
+    <w:name w:val="Title Char"/>
+    <w:basedOn w:val="DefaultParagraphFont"/>
+    <w:link w:val="Title"/>
     <w:uiPriority w:val="10"/>
     <w:rsid w:val="005D52E8"/>
     <w:rPr>
@@ -2523,11 +2471,11 @@
       <w:szCs w:val="32"/>
     </w:rPr>
   </w:style>
-  <w:style w:type="paragraph" w:styleId="ac">
+  <w:style w:type="paragraph" w:styleId="Subtitle">
     <w:name w:val="Subtitle"/>
-    <w:basedOn w:val="a"/>
-    <w:next w:val="a"/>
-    <w:link w:val="ad"/>
+    <w:basedOn w:val="Normal"/>
+    <w:next w:val="Normal"/>
+    <w:link w:val="SubtitleChar"/>
     <w:uiPriority w:val="11"/>
     <w:qFormat/>
     <w:rsid w:val="005D52E8"/>
@@ -2540,10 +2488,10 @@
       <w:rFonts w:asciiTheme="majorHAnsi" w:eastAsiaTheme="majorEastAsia" w:hAnsiTheme="majorHAnsi"/>
     </w:rPr>
   </w:style>
-  <w:style w:type="character" w:customStyle="1" w:styleId="ad">
-    <w:name w:val="ชื่อเรื่องรอง อักขระ"/>
-    <w:basedOn w:val="a0"/>
-    <w:link w:val="ac"/>
+  <w:style w:type="character" w:customStyle="1" w:styleId="SubtitleChar">
+    <w:name w:val="Subtitle Char"/>
+    <w:basedOn w:val="DefaultParagraphFont"/>
+    <w:link w:val="Subtitle"/>
     <w:uiPriority w:val="11"/>
     <w:rsid w:val="005D52E8"/>
     <w:rPr>
@@ -2552,9 +2500,9 @@
       <w:szCs w:val="24"/>
     </w:rPr>
   </w:style>
-  <w:style w:type="character" w:styleId="ae">
+  <w:style w:type="character" w:styleId="Strong">
     <w:name w:val="Strong"/>
-    <w:basedOn w:val="a0"/>
+    <w:basedOn w:val="DefaultParagraphFont"/>
     <w:uiPriority w:val="22"/>
     <w:qFormat/>
     <w:rsid w:val="005D52E8"/>
@@ -2563,9 +2511,9 @@
       <w:bCs/>
     </w:rPr>
   </w:style>
-  <w:style w:type="character" w:styleId="af">
+  <w:style w:type="character" w:styleId="Emphasis">
     <w:name w:val="Emphasis"/>
-    <w:basedOn w:val="a0"/>
+    <w:basedOn w:val="DefaultParagraphFont"/>
     <w:uiPriority w:val="20"/>
     <w:qFormat/>
     <w:rsid w:val="005D52E8"/>
@@ -2576,9 +2524,9 @@
       <w:iCs/>
     </w:rPr>
   </w:style>
-  <w:style w:type="paragraph" w:styleId="af0">
+  <w:style w:type="paragraph" w:styleId="NoSpacing">
     <w:name w:val="No Spacing"/>
-    <w:basedOn w:val="a"/>
+    <w:basedOn w:val="Normal"/>
     <w:uiPriority w:val="1"/>
     <w:qFormat/>
     <w:rsid w:val="005D52E8"/>
@@ -2586,9 +2534,9 @@
       <w:szCs w:val="32"/>
     </w:rPr>
   </w:style>
-  <w:style w:type="paragraph" w:styleId="af1">
+  <w:style w:type="paragraph" w:styleId="ListParagraph">
     <w:name w:val="List Paragraph"/>
-    <w:basedOn w:val="a"/>
+    <w:basedOn w:val="Normal"/>
     <w:uiPriority w:val="34"/>
     <w:qFormat/>
     <w:rsid w:val="005D52E8"/>
@@ -2597,11 +2545,11 @@
       <w:contextualSpacing/>
     </w:pPr>
   </w:style>
-  <w:style w:type="paragraph" w:styleId="af2">
+  <w:style w:type="paragraph" w:styleId="Quote">
     <w:name w:val="Quote"/>
-    <w:basedOn w:val="a"/>
-    <w:next w:val="a"/>
-    <w:link w:val="af3"/>
+    <w:basedOn w:val="Normal"/>
+    <w:next w:val="Normal"/>
+    <w:link w:val="QuoteChar"/>
     <w:uiPriority w:val="29"/>
     <w:qFormat/>
     <w:rsid w:val="005D52E8"/>
@@ -2609,10 +2557,10 @@
       <w:i/>
     </w:rPr>
   </w:style>
-  <w:style w:type="character" w:customStyle="1" w:styleId="af3">
-    <w:name w:val="คำอ้างอิง อักขระ"/>
-    <w:basedOn w:val="a0"/>
-    <w:link w:val="af2"/>
+  <w:style w:type="character" w:customStyle="1" w:styleId="QuoteChar">
+    <w:name w:val="Quote Char"/>
+    <w:basedOn w:val="DefaultParagraphFont"/>
+    <w:link w:val="Quote"/>
     <w:uiPriority w:val="29"/>
     <w:rsid w:val="005D52E8"/>
     <w:rPr>
@@ -2621,11 +2569,11 @@
       <w:szCs w:val="24"/>
     </w:rPr>
   </w:style>
-  <w:style w:type="paragraph" w:styleId="af4">
+  <w:style w:type="paragraph" w:styleId="IntenseQuote">
     <w:name w:val="Intense Quote"/>
-    <w:basedOn w:val="a"/>
-    <w:next w:val="a"/>
-    <w:link w:val="af5"/>
+    <w:basedOn w:val="Normal"/>
+    <w:next w:val="Normal"/>
+    <w:link w:val="IntenseQuoteChar"/>
     <w:uiPriority w:val="30"/>
     <w:qFormat/>
     <w:rsid w:val="005D52E8"/>
@@ -2638,10 +2586,10 @@
       <w:szCs w:val="22"/>
     </w:rPr>
   </w:style>
-  <w:style w:type="character" w:customStyle="1" w:styleId="af5">
-    <w:name w:val="ทำให้คำอ้างอิงเป็นสีเข้มขึ้น อักขระ"/>
-    <w:basedOn w:val="a0"/>
-    <w:link w:val="af4"/>
+  <w:style w:type="character" w:customStyle="1" w:styleId="IntenseQuoteChar">
+    <w:name w:val="Intense Quote Char"/>
+    <w:basedOn w:val="DefaultParagraphFont"/>
+    <w:link w:val="IntenseQuote"/>
     <w:uiPriority w:val="30"/>
     <w:rsid w:val="005D52E8"/>
     <w:rPr>
@@ -2650,7 +2598,7 @@
       <w:sz w:val="24"/>
     </w:rPr>
   </w:style>
-  <w:style w:type="character" w:styleId="af6">
+  <w:style w:type="character" w:styleId="SubtleEmphasis">
     <w:name w:val="Subtle Emphasis"/>
     <w:uiPriority w:val="19"/>
     <w:qFormat/>
@@ -2660,9 +2608,9 @@
       <w:color w:val="5A5A5A" w:themeColor="text1" w:themeTint="A5"/>
     </w:rPr>
   </w:style>
-  <w:style w:type="character" w:styleId="af7">
+  <w:style w:type="character" w:styleId="IntenseEmphasis">
     <w:name w:val="Intense Emphasis"/>
-    <w:basedOn w:val="a0"/>
+    <w:basedOn w:val="DefaultParagraphFont"/>
     <w:uiPriority w:val="21"/>
     <w:qFormat/>
     <w:rsid w:val="005D52E8"/>
@@ -2674,9 +2622,9 @@
       <w:u w:val="single"/>
     </w:rPr>
   </w:style>
-  <w:style w:type="character" w:styleId="af8">
+  <w:style w:type="character" w:styleId="SubtleReference">
     <w:name w:val="Subtle Reference"/>
-    <w:basedOn w:val="a0"/>
+    <w:basedOn w:val="DefaultParagraphFont"/>
     <w:uiPriority w:val="31"/>
     <w:qFormat/>
     <w:rsid w:val="005D52E8"/>
@@ -2686,9 +2634,9 @@
       <w:u w:val="single"/>
     </w:rPr>
   </w:style>
-  <w:style w:type="character" w:styleId="af9">
+  <w:style w:type="character" w:styleId="IntenseReference">
     <w:name w:val="Intense Reference"/>
-    <w:basedOn w:val="a0"/>
+    <w:basedOn w:val="DefaultParagraphFont"/>
     <w:uiPriority w:val="32"/>
     <w:qFormat/>
     <w:rsid w:val="005D52E8"/>
@@ -2698,9 +2646,9 @@
       <w:u w:val="single"/>
     </w:rPr>
   </w:style>
-  <w:style w:type="character" w:styleId="afa">
+  <w:style w:type="character" w:styleId="BookTitle">
     <w:name w:val="Book Title"/>
-    <w:basedOn w:val="a0"/>
+    <w:basedOn w:val="DefaultParagraphFont"/>
     <w:uiPriority w:val="33"/>
     <w:qFormat/>
     <w:rsid w:val="005D52E8"/>
@@ -2712,10 +2660,10 @@
       <w:szCs w:val="24"/>
     </w:rPr>
   </w:style>
-  <w:style w:type="paragraph" w:styleId="afb">
+  <w:style w:type="paragraph" w:styleId="TOCHeading">
     <w:name w:val="TOC Heading"/>
-    <w:basedOn w:val="1"/>
-    <w:next w:val="a"/>
+    <w:basedOn w:val="Heading1"/>
+    <w:next w:val="Normal"/>
     <w:uiPriority w:val="39"/>
     <w:semiHidden/>
     <w:unhideWhenUsed/>
@@ -2725,9 +2673,9 @@
       <w:outlineLvl w:val="9"/>
     </w:pPr>
   </w:style>
-  <w:style w:type="table" w:styleId="afc">
+  <w:style w:type="table" w:styleId="TableGrid">
     <w:name w:val="Table Grid"/>
-    <w:basedOn w:val="a1"/>
+    <w:basedOn w:val="TableNormal"/>
     <w:uiPriority w:val="39"/>
     <w:rsid w:val="005E088A"/>
     <w:tblPr>
